--- a/spa/docx/03.content.docx
+++ b/spa/docx/03.content.docx
@@ -235,7 +235,7 @@
         <w:rPr>
           <w:lang w:val="es_ES" w:bidi="es_ES"/>
         </w:rPr>
-        <w:t xml:space="preserve"> que les dijera a los israelitas:—Cuando alguno de ustedes presente una ofrenda al Señor, traerá su ofrenda de entre el ganado vacuno o de entre las ovejas.</w:t>
+        <w:t xml:space="preserve"> que les dijera a los israelitas: —Cuando alguno de ustedes presente una ofrenda al Señor, traerá su ofrenda de entre el ganado vacuno o de entre las ovejas.</w:t>
       </w:r>
     </w:p>
     <w:p>
@@ -256,7 +256,7 @@
         <w:rPr>
           <w:lang w:val="es_ES" w:bidi="es_ES"/>
         </w:rPr>
-        <w:t xml:space="preserve"> »Si la ofrenda quemada es de ganado vacuno, presentará un macho sin defecto a la entrada de la tienda de reunión. Lo presentará como aroma agradable delante del Señor.</w:t>
+        <w:t xml:space="preserve"> Si la ofrenda quemada es de ganado vacuno, presentará un macho sin defecto a la entrada de la tienda de reunión. Lo presentará como aroma agradable delante del Señor.</w:t>
       </w:r>
     </w:p>
     <w:p>
@@ -313,7 +313,7 @@
           <w:vertAlign w:val="superscript"/>
           <w:lang w:val="es_ES" w:bidi="es_ES"/>
         </w:rPr>
-        <w:t>7</w:t>
+        <w:t>6-7</w:t>
       </w:r>
       <w:r>
         <w:rPr>
@@ -481,13 +481,13 @@
           <w:vertAlign w:val="superscript"/>
           <w:lang w:val="es_ES" w:bidi="es_ES"/>
         </w:rPr>
-        <w:t>17</w:t>
-      </w:r>
-      <w:r>
-        <w:rPr>
-          <w:lang w:val="es_ES" w:bidi="es_ES"/>
-        </w:rPr>
-        <w:t xml:space="preserve"> El sacerdote llevará el ave al altar, le arrancará la cabeza y derramará la sangre sobre la pared del altar. Enseguida, el sacerdote quitará el buche con las plumas y los arrojará al lado oriental del altar, junto al lugar de las cenizas. Luego, tomándola por las alas, partirá el ave en dos, sin separar completamente las dos partes. Por último, el sacerdote la quemará sobre la leña que está sobre el fuego en el altar como ofrenda quemada, un aroma agradable al Señor.</w:t>
+        <w:t>15-17</w:t>
+      </w:r>
+      <w:r>
+        <w:rPr>
+          <w:lang w:val="es_ES" w:bidi="es_ES"/>
+        </w:rPr>
+        <w:t xml:space="preserve"> El sacerdote llevará el ave al altar, le arrancará la cabeza y derramará la sangre sobre la pared del altar. Enseguida, el sacerdote quitará el buche con las plumas y los arrojará al lado oriental del altar, junto al lugar de las cenizas. Luego, tomándola por las alas, partirá el ave en 2, sin separar completamente las 2 partes. Por último, el sacerdote la quemará sobre la leña que está sobre el fuego en el altar como ofrenda quemada, un aroma agradable al Señor.</w:t>
       </w:r>
     </w:p>
     <w:p>
@@ -650,7 +650,7 @@
         <w:rPr>
           <w:lang w:val="es_ES" w:bidi="es_ES"/>
         </w:rPr>
-        <w:t xml:space="preserve"> Si tu ofrenda es de cereal preparado en sartén, será de harina fina mezclada con aceite.</w:t>
+        <w:t xml:space="preserve"> »Si tu ofrenda es de cereal preparado en sartén, será de harina fina mezclada con aceite.</w:t>
       </w:r>
     </w:p>
     <w:p>
@@ -912,13 +912,13 @@
           <w:vertAlign w:val="superscript"/>
           <w:lang w:val="es_ES" w:bidi="es_ES"/>
         </w:rPr>
-        <w:t>5</w:t>
-      </w:r>
-      <w:r>
-        <w:rPr>
-          <w:lang w:val="es_ES" w:bidi="es_ES"/>
-        </w:rPr>
-        <w:t xml:space="preserve"> Presentará como ofrenda quemada al Señor la grasa que cubre los intestinos y toda la grasa que está sobre ellos. Presentará los dos riñones con la grasa que los cubre y la que está sobre los lomos. Presentará también la grasa que cubre el hígado, la cual quitará junto con los riñones. Los sacerdotes, descendientes de Aarón, quemarán todo esto en el altar, sobre la leña encendida, junto con la ofrenda quemada. Es una ofrenda quemada, un aroma agradable al Señor.</w:t>
+        <w:t>3-5</w:t>
+      </w:r>
+      <w:r>
+        <w:rPr>
+          <w:lang w:val="es_ES" w:bidi="es_ES"/>
+        </w:rPr>
+        <w:t xml:space="preserve"> Presentará como ofrenda quemada al Señor la grasa que cubre los intestinos y toda la grasa que está sobre ellos. Presentará los 2 riñones con la grasa que los cubre y la que está sobre los lomos. Presentará también la grasa que cubre el hígado, la cual quitará junto con los riñones. Los sacerdotes, descendientes de Aarón, quemarán todo esto en el altar, sobre la leña encendida, junto con la ofrenda quemada. Es una ofrenda quemada, un aroma agradable al Señor.</w:t>
       </w:r>
     </w:p>
     <w:p>
@@ -954,7 +954,7 @@
           <w:vertAlign w:val="superscript"/>
           <w:lang w:val="es_ES" w:bidi="es_ES"/>
         </w:rPr>
-        <w:t>8</w:t>
+        <w:t>7-8</w:t>
       </w:r>
       <w:r>
         <w:rPr>
@@ -975,13 +975,13 @@
           <w:vertAlign w:val="superscript"/>
           <w:lang w:val="es_ES" w:bidi="es_ES"/>
         </w:rPr>
-        <w:t>11</w:t>
-      </w:r>
-      <w:r>
-        <w:rPr>
-          <w:lang w:val="es_ES" w:bidi="es_ES"/>
-        </w:rPr>
-        <w:t xml:space="preserve"> Del sacrificio de comunión presentará al Señor la grasa que cubre los intestinos y toda la grasa que está sobre ellos. Presentará los dos riñones con la grasa que los cubre y la que está sobre los lomos. Presentará también la grasa que cubre el hígado, la cual quitará junto con los riñones. Los sacerdotes, descendientes de Aarón, quemarán todo esto sobre el altar, encima de la ofrenda quemada que está sobre la leña encendida. Es una ofrenda presentada por fuego, de aroma agradable al Señor.</w:t>
+        <w:t>9-11</w:t>
+      </w:r>
+      <w:r>
+        <w:rPr>
+          <w:lang w:val="es_ES" w:bidi="es_ES"/>
+        </w:rPr>
+        <w:t xml:space="preserve"> Del sacrificio de comunión presentará al Señor la grasa que cubre los intestinos y toda la grasa que está sobre ellos. Presentará los 2 riñones con la grasa que los cubre y la que está sobre los lomos. Presentará también la grasa que cubre el hígado, la cual quitará junto con los riñones. Los sacerdotes, descendientes de Aarón, quemarán todo esto sobre el altar, encima de la ofrenda quemada que está sobre la leña encendida. Es una ofrenda presentada por fuego, de aroma agradable al Señor.</w:t>
       </w:r>
     </w:p>
     <w:p>
@@ -1059,13 +1059,13 @@
           <w:vertAlign w:val="superscript"/>
           <w:lang w:val="es_ES" w:bidi="es_ES"/>
         </w:rPr>
-        <w:t>16</w:t>
-      </w:r>
-      <w:r>
-        <w:rPr>
-          <w:lang w:val="es_ES" w:bidi="es_ES"/>
-        </w:rPr>
-        <w:t xml:space="preserve"> Presentará los dos riñones con la grasa que los cubre y la que está sobre los lomos. Presentará también la grasa que cubre el hígado, la cual quitará junto con los riñones. El sacerdote quemará todo esto sobre el altar como alimento. Es una ofrenda presentada por fuego de aroma agradable. Toda la grasa pertenece al Señor.</w:t>
+        <w:t>15-16</w:t>
+      </w:r>
+      <w:r>
+        <w:rPr>
+          <w:lang w:val="es_ES" w:bidi="es_ES"/>
+        </w:rPr>
+        <w:t xml:space="preserve"> Presentará los 2 riñones con la grasa que los cubre y la que está sobre los lomos. Presentará también la grasa que cubre el hígado, la cual quitará junto con los riñones. El sacerdote quemará todo esto sobre el altar como alimento. Es una ofrenda presentada por fuego de aroma agradable. Toda la grasa pertenece al Señor.</w:t>
       </w:r>
     </w:p>
     <w:p>
@@ -1144,7 +1144,7 @@
         <w:rPr>
           <w:lang w:val="es_ES" w:bidi="es_ES"/>
         </w:rPr>
-        <w:t xml:space="preserve"> que les dijera a los israelitas:—Puede ocurrir que alguien peque sin intención contra cualquiera de los mandamientos del Señor, haciendo algo que no debe hacerse.</w:t>
+        <w:t xml:space="preserve"> que les dijera a los israelitas: —Puede ocurrir que alguien peque sin intención contra cualquiera de los mandamientos del Señor, haciendo algo que no debe hacerse.</w:t>
       </w:r>
     </w:p>
     <w:p>
@@ -1228,7 +1228,7 @@
         <w:rPr>
           <w:lang w:val="es_ES" w:bidi="es_ES"/>
         </w:rPr>
-        <w:t xml:space="preserve"> Mojará el dedo en la sangre y la rociará siete veces delante del Señor, frente a la cortina del lugar sagrado.</w:t>
+        <w:t xml:space="preserve"> Mojará el dedo en la sangre y la rociará 7 veces delante del Señor, frente a la cortina del santuario.</w:t>
       </w:r>
     </w:p>
     <w:p>
@@ -1291,7 +1291,7 @@
         <w:rPr>
           <w:lang w:val="es_ES" w:bidi="es_ES"/>
         </w:rPr>
-        <w:t xml:space="preserve"> Extraerá los dos riñones con la grasa que los cubre y la que está sobre los lomos. Extraerá también la grasa que cubre el hígado, la cual quitará junto con los riñones.</w:t>
+        <w:t xml:space="preserve"> Extraerá los 2 riñones con la grasa que los cubre y la que está sobre los lomos. Extraerá también la grasa que cubre el hígado, la cual quitará junto con los riñones.</w:t>
       </w:r>
     </w:p>
     <w:p>
@@ -1327,7 +1327,7 @@
           <w:vertAlign w:val="superscript"/>
           <w:lang w:val="es_ES" w:bidi="es_ES"/>
         </w:rPr>
-        <w:t>12</w:t>
+        <w:t>11-12</w:t>
       </w:r>
       <w:r>
         <w:rPr>
@@ -1438,7 +1438,7 @@
         <w:rPr>
           <w:lang w:val="es_ES" w:bidi="es_ES"/>
         </w:rPr>
-        <w:t xml:space="preserve"> El sacerdote mojará su dedo en la sangre y la rociará siete veces delante del Señor, frente a la cortina del lugar sagrado.</w:t>
+        <w:t xml:space="preserve"> El sacerdote mojará su dedo en la sangre y la rociará 7 veces delante del Señor, frente a la cortina del santuario.</w:t>
       </w:r>
     </w:p>
     <w:p>
@@ -1979,7 +1979,7 @@
         <w:rPr>
           <w:lang w:val="es_ES" w:bidi="es_ES"/>
         </w:rPr>
-        <w:t xml:space="preserve"> »Puede ocurrir que la persona no tenga recursos para traer una oveja. En tal caso, traerá al Señor como ofrenda por su culpa dos tórtolas o dos pichones de paloma. Una de las aves servirá de sacrificio por el pecado y la otra, de ofrenda quemada.</w:t>
+        <w:t xml:space="preserve"> »Puede ocurrir que la persona no tenga recursos para traer una oveja. En tal caso, traerá al Señor como ofrenda por su culpa 2 tórtolas o 2 pichones de paloma. Una de las aves servirá de sacrificio por el pecado y la otra, de ofrenda quemada.</w:t>
       </w:r>
     </w:p>
     <w:p>
@@ -2063,7 +2063,7 @@
         <w:rPr>
           <w:lang w:val="es_ES" w:bidi="es_ES"/>
         </w:rPr>
-        <w:t xml:space="preserve"> »Puede ocurrir que la persona no tenga recursos ni siquiera para dos tórtolas o dos pichones de paloma. En tal caso, traerá como sacrificio por el perdón de su pecado dos kilos de harina fina. No le pondrá aceite ni incienso, porque es un sacrificio para el perdón por el pecado.</w:t>
+        <w:t xml:space="preserve"> »Puede ocurrir que la persona no tenga recursos ni siquiera para 2 tórtolas o 2 pichones de paloma. En tal caso, traerá como sacrificio por el perdón de su pecado 2 kilos de harina fina. No le pondrá aceite ni incienso, porque es un sacrificio para el perdón por el pecado.</w:t>
       </w:r>
     </w:p>
     <w:p>
@@ -2183,7 +2183,7 @@
           <w:vertAlign w:val="superscript"/>
           <w:lang w:val="es_ES" w:bidi="es_ES"/>
         </w:rPr>
-        <w:t>18</w:t>
+        <w:t>17-18</w:t>
       </w:r>
       <w:r>
         <w:rPr>
@@ -2304,7 +2304,7 @@
           <w:vertAlign w:val="superscript"/>
           <w:lang w:val="es_ES" w:bidi="es_ES"/>
         </w:rPr>
-        <w:t>5</w:t>
+        <w:t>4-5</w:t>
       </w:r>
       <w:r>
         <w:rPr>
@@ -2394,7 +2394,7 @@
         <w:rPr>
           <w:lang w:val="es_ES" w:bidi="es_ES"/>
         </w:rPr>
-        <w:t xml:space="preserve"> que ordenara a Aarón y a sus hijos:—Esta es la ley de la ofrenda quemada. La ofrenda quemada debe permanecer sobre el fuego del altar toda la noche hasta la mañana. El fuego del altar debe mantenerse encendido.</w:t>
+        <w:t xml:space="preserve"> que ordenara a Aarón y a sus hijos: —Esta es la ley de la ofrenda quemada. La ofrenda quemada debe permanecer sobre el fuego del altar toda la noche hasta la mañana. El fuego del altar debe mantenerse encendido.</w:t>
       </w:r>
     </w:p>
     <w:p>
@@ -2598,13 +2598,13 @@
           <w:vertAlign w:val="superscript"/>
           <w:lang w:val="es_ES" w:bidi="es_ES"/>
         </w:rPr>
-        <w:t>20</w:t>
-      </w:r>
-      <w:r>
-        <w:rPr>
-          <w:lang w:val="es_ES" w:bidi="es_ES"/>
-        </w:rPr>
-        <w:t xml:space="preserve"> El Señor le dijo a Moisés:—Esta es la ofrenda que Aarón y sus hijos presentarán al Señor el día de su ordenación. Presentarán dos kilos de harina fina como ofrenda de grano. Presentarán la mitad por la mañana y la mitad por la tarde.</w:t>
+        <w:t>19-20</w:t>
+      </w:r>
+      <w:r>
+        <w:rPr>
+          <w:lang w:val="es_ES" w:bidi="es_ES"/>
+        </w:rPr>
+        <w:t xml:space="preserve"> El Señor le dijo a Moisés: —Esta es la ofrenda que Aarón y sus hijos presentarán al Señor el día de su ordenación. Presentarán 2 kilos de harina fina como ofrenda de grano. Presentarán la mitad por la mañana y la mitad por la tarde.</w:t>
       </w:r>
     </w:p>
     <w:p>
@@ -2640,7 +2640,7 @@
           <w:vertAlign w:val="superscript"/>
           <w:lang w:val="es_ES" w:bidi="es_ES"/>
         </w:rPr>
-        <w:t>23</w:t>
+        <w:t>22-23</w:t>
       </w:r>
       <w:r>
         <w:rPr>
@@ -2688,7 +2688,7 @@
         <w:rPr>
           <w:lang w:val="es_ES" w:bidi="es_ES"/>
         </w:rPr>
-        <w:t xml:space="preserve"> que les dijera a Aarón y a sus hijos:—Esta es la ley del sacrificio por el pecado. En el lugar donde se sacrifica la ofrenda quemada, se sacrificará el sacrificio por el pecado delante del Señor. Es sumamente sagrado.</w:t>
+        <w:t xml:space="preserve"> que les dijera a Aarón y a sus hijos: —Esta es la ley del sacrificio por el pecado. En el lugar donde se sacrifica la ofrenda quemada, se sacrificará el sacrificio por el pecado delante del Señor. Es sumamente sagrado.</w:t>
       </w:r>
     </w:p>
     <w:p>
@@ -2893,7 +2893,7 @@
         <w:rPr>
           <w:lang w:val="es_ES" w:bidi="es_ES"/>
         </w:rPr>
-        <w:t xml:space="preserve"> Se ofrecerán los dos riñones y la grasa que está sobre ellos, junto con la de los lomos. Se ofrecerá la grasa del hígado, la cual se quitará junto con los riñones.</w:t>
+        <w:t xml:space="preserve"> Se ofrecerán los 2 riñones y la grasa que está sobre ellos, junto con la de los lomos. Se ofrecerá la grasa del hígado, la cual se quitará junto con los riñones.</w:t>
       </w:r>
     </w:p>
     <w:p>
@@ -3160,7 +3160,7 @@
           <w:vertAlign w:val="superscript"/>
           <w:lang w:val="es_ES" w:bidi="es_ES"/>
         </w:rPr>
-        <w:t>18</w:t>
+        <w:t>17-18</w:t>
       </w:r>
       <w:r>
         <w:rPr>
@@ -3271,7 +3271,7 @@
         <w:rPr>
           <w:lang w:val="es_ES" w:bidi="es_ES"/>
         </w:rPr>
-        <w:t xml:space="preserve"> que les dijera a los israelitas:—No coman ninguna grasa de buey, oveja o cabra.</w:t>
+        <w:t xml:space="preserve"> que les dijera a los israelitas: —No coman ninguna grasa de buey, oveja o cabra.</w:t>
       </w:r>
     </w:p>
     <w:p>
@@ -3328,7 +3328,7 @@
           <w:vertAlign w:val="superscript"/>
           <w:lang w:val="es_ES" w:bidi="es_ES"/>
         </w:rPr>
-        <w:t>27</w:t>
+        <w:t>26-27</w:t>
       </w:r>
       <w:r>
         <w:rPr>
@@ -3376,7 +3376,7 @@
         <w:rPr>
           <w:lang w:val="es_ES" w:bidi="es_ES"/>
         </w:rPr>
-        <w:t xml:space="preserve"> que les dijera a los israelitas:—El que presente sacrificio de comunión deberá traer parte de ese sacrificio al Señor.</w:t>
+        <w:t xml:space="preserve"> que les dijera a los israelitas: —El que presente sacrificio de comunión deberá traer parte de ese sacrificio al Señor.</w:t>
       </w:r>
     </w:p>
     <w:p>
@@ -3433,7 +3433,7 @@
           <w:vertAlign w:val="superscript"/>
           <w:lang w:val="es_ES" w:bidi="es_ES"/>
         </w:rPr>
-        <w:t>33</w:t>
+        <w:t>32-33</w:t>
       </w:r>
       <w:r>
         <w:rPr>
@@ -3602,7 +3602,7 @@
         <w:rPr>
           <w:lang w:val="es_ES" w:bidi="es_ES"/>
         </w:rPr>
-        <w:t xml:space="preserve"> —Trae a Aarón y a sus hijos. Tráelos junto con sus vestiduras, el aceite de la unción, el ternero para el sacrificio por el pecado, los dos carneros y el canastillo de panes sin levadura. Llévalos a la entrada de la tienda de reunión.</w:t>
+        <w:t xml:space="preserve"> —Trae a Aarón y a sus hijos. Tráelos junto con sus vestiduras, el aceite de la unción, el ternero para el sacrificio por el pecado, los 2 carneros y el canastillo de panes sin levadura. Llévalos a la entrada de la tienda de reunión.</w:t>
       </w:r>
     </w:p>
     <w:p>
@@ -3665,7 +3665,7 @@
         <w:rPr>
           <w:lang w:val="es_ES" w:bidi="es_ES"/>
         </w:rPr>
-        <w:t xml:space="preserve"> Moisés dijo a la comunidad:—Esto es lo que el Señor ha ordenado hacer.</w:t>
+        <w:t xml:space="preserve"> Moisés dijo a la comunidad: —Esto es lo que el Señor ha ordenado hacer.</w:t>
       </w:r>
     </w:p>
     <w:p>
@@ -3791,7 +3791,7 @@
         <w:rPr>
           <w:lang w:val="es_ES" w:bidi="es_ES"/>
         </w:rPr>
-        <w:t xml:space="preserve"> Roció con el aceite el altar siete veces. Ungió el altar y todos sus utensilios y la fuente junto con su base, consagrándolos.</w:t>
+        <w:t xml:space="preserve"> Roció con el aceite el altar 7 veces. Ungió el altar y todos sus utensilios y la fuente junto con su base, consagrándolos.</w:t>
       </w:r>
     </w:p>
     <w:p>
@@ -3869,13 +3869,13 @@
           <w:vertAlign w:val="superscript"/>
           <w:lang w:val="es_ES" w:bidi="es_ES"/>
         </w:rPr>
-        <w:t>16</w:t>
-      </w:r>
-      <w:r>
-        <w:rPr>
-          <w:lang w:val="es_ES" w:bidi="es_ES"/>
-        </w:rPr>
-        <w:t xml:space="preserve"> Moisés lo degolló. Tomó la sangre con el dedo y la untó sobre los cuernos del altar, consagrándolo. Luego derramó la sangre al pie del altar. Así lo consagró e hizo expiación por él. Tomó toda la grasa que cubría los intestinos, la grasa que cubría el hígado y los dos riñones y la grasa que los cubría. Lo quemó todo sobre el altar.</w:t>
+        <w:t>15-16</w:t>
+      </w:r>
+      <w:r>
+        <w:rPr>
+          <w:lang w:val="es_ES" w:bidi="es_ES"/>
+        </w:rPr>
+        <w:t xml:space="preserve"> Moisés lo degolló. Tomó la sangre con el dedo y la untó sobre los cuernos del altar, consagrándolo. Luego derramó la sangre al pie del altar. Así lo consagró e hizo expiación por él. Tomó toda la grasa que cubría los intestinos, la grasa que cubría el hígado y los 2 riñones y la grasa que los cubría. Lo quemó todo sobre el altar.</w:t>
       </w:r>
     </w:p>
     <w:p>
@@ -4064,7 +4064,7 @@
         <w:rPr>
           <w:lang w:val="es_ES" w:bidi="es_ES"/>
         </w:rPr>
-        <w:t xml:space="preserve"> Después tomó la grasa. Tomó la cola, la grasa que cubre los intestinos y la que cubre el hígado. Tomó los dos riñones con su grasa y el muslo derecho.</w:t>
+        <w:t xml:space="preserve"> Después tomó la grasa. Tomó la cola, la grasa que cubre los intestinos y la que cubre el hígado. Tomó los 2 riñones con su grasa y el muslo derecho.</w:t>
       </w:r>
     </w:p>
     <w:p>
@@ -4190,7 +4190,7 @@
         <w:rPr>
           <w:lang w:val="es_ES" w:bidi="es_ES"/>
         </w:rPr>
-        <w:t xml:space="preserve"> Entonces Moisés les dijo a Aarón y a sus hijos:—Cuezan la carne a la entrada la tienda de reunión. Cómansela allí con el pan del sacrificio de ordenación, tal como lo he ordenado.</w:t>
+        <w:t xml:space="preserve"> Entonces Moisés les dijo a Aarón y a sus hijos: —Cuezan la carne a la entrada la tienda de reunión. Cómansela allí con el pan del sacrificio de ordenación, tal como lo he ordenado.</w:t>
       </w:r>
     </w:p>
     <w:p>
@@ -4232,7 +4232,7 @@
         <w:rPr>
           <w:lang w:val="es_ES" w:bidi="es_ES"/>
         </w:rPr>
-        <w:t xml:space="preserve"> No salgan de la entrada de la tienda de reunión en siete días. Quédense allí hasta que se cumpla su ordenación, que dura siete días.</w:t>
+        <w:t xml:space="preserve"> No salgan de la entrada de la tienda de reunión en 7 días. Quédense allí hasta que se cumpla su ordenación, que dura 7 días.</w:t>
       </w:r>
     </w:p>
     <w:p>
@@ -4274,7 +4274,7 @@
         <w:rPr>
           <w:lang w:val="es_ES" w:bidi="es_ES"/>
         </w:rPr>
-        <w:t xml:space="preserve"> Quédense siete días a la entrada de la tienda de reunión, día y noche. De esa manera cumplirán con lo que el Señor ha mandado y no morirán. Así me lo ha ordenado el Señor.</w:t>
+        <w:t xml:space="preserve"> Quédense 7 días a la entrada de la tienda de reunión, día y noche. De esa manera cumplirán con lo que el Señor ha mandado y no morirán. Así me lo ha ordenado el Señor.</w:t>
       </w:r>
     </w:p>
     <w:p>
@@ -4353,7 +4353,7 @@
         <w:rPr>
           <w:lang w:val="es_ES" w:bidi="es_ES"/>
         </w:rPr>
-        <w:t xml:space="preserve"> Le dijo a Aarón:—Toma un ternero para el sacrificio por el pecado y un carnero para la ofrenda quemada, ambos sin defecto. Preséntalos delante del Señor.</w:t>
+        <w:t xml:space="preserve"> Le dijo a Aarón: —Toma un ternero para el sacrificio por el pecado y un carnero para la ofrenda quemada, ambos sin defecto. Preséntalos delante del Señor.</w:t>
       </w:r>
     </w:p>
     <w:p>
@@ -4374,7 +4374,7 @@
         <w:rPr>
           <w:lang w:val="es_ES" w:bidi="es_ES"/>
         </w:rPr>
-        <w:t xml:space="preserve"> Y a los israelitas les dirás: "Tomen un chivo para el sacrificio por el pecado, y un becerro y un cordero para la ofrenda quemada, los dos de un año y sin defecto.</w:t>
+        <w:t xml:space="preserve"> Y a los israelitas les dirás: “Tomen un chivo para el sacrificio por el pecado, y un becerro y un cordero para la ofrenda quemada, los 2 de 1 año y sin defecto.</w:t>
       </w:r>
     </w:p>
     <w:p>
@@ -4395,7 +4395,7 @@
         <w:rPr>
           <w:lang w:val="es_ES" w:bidi="es_ES"/>
         </w:rPr>
-        <w:t xml:space="preserve"> También tomen un toro y un carnero como sacrificio de comunión, para ofrecerlos delante del Señor. Y tomen una ofrenda de harina mezclada con aceite, porque hoy el Señor se les aparecerá".</w:t>
+        <w:t xml:space="preserve"> También tomen un toro y un carnero como sacrificio de comunión, para ofrecerlos delante del Señor. Y tomen una ofrenda de harina mezclada con aceite, porque hoy el Señor se les aparecerá”.</w:t>
       </w:r>
     </w:p>
     <w:p>
@@ -4437,7 +4437,7 @@
         <w:rPr>
           <w:lang w:val="es_ES" w:bidi="es_ES"/>
         </w:rPr>
-        <w:t xml:space="preserve"> Moisés dijo:—Esto es lo que el Señor ha ordenado que hagan Así se les mostrará la gloria del Señor.</w:t>
+        <w:t xml:space="preserve"> Moisés dijo: —Esto es lo que el Señor ha ordenado que hagan Así se les mostrará la gloria del Señor.</w:t>
       </w:r>
     </w:p>
     <w:p>
@@ -4458,7 +4458,7 @@
         <w:rPr>
           <w:lang w:val="es_ES" w:bidi="es_ES"/>
         </w:rPr>
-        <w:t xml:space="preserve"> Moisés le dijo a Aarón:—Ve al altar y presenta tu ofrenda por el pecado y la ofrenda quemada. De esta manera harás expiación por ti mismo y por el pueblo, tal como el Señor ha ordenado.</w:t>
+        <w:t xml:space="preserve"> Moisés le dijo a Aarón: —Ve al altar y presenta tu ofrenda por el pecado y la ofrenda quemada. De esta manera harás expiación por ti mismo y por el pueblo, tal como el Señor ha ordenado.</w:t>
       </w:r>
     </w:p>
     <w:p>
@@ -4894,7 +4894,7 @@
         <w:rPr>
           <w:lang w:val="es_ES" w:bidi="es_ES"/>
         </w:rPr>
-        <w:t xml:space="preserve"> Moisés le dijo a Aarón:—Esto es lo que el Señor quiso decir cuando declaró: "Me santificaré entre los que se acercan a mí, y seré glorificado delante de todo el pueblo".Aarón se quedó callado.</w:t>
+        <w:t xml:space="preserve"> Moisés le dijo a Aarón: —Esto es lo que el Señor quiso decir cuando declaró: “Me santificaré entre los que se acercan a mí, y seré glorificado delante de todo el pueblo”. Aarón se quedó callado.</w:t>
       </w:r>
     </w:p>
     <w:p>
@@ -4915,7 +4915,7 @@
         <w:rPr>
           <w:lang w:val="es_ES" w:bidi="es_ES"/>
         </w:rPr>
-        <w:t xml:space="preserve"> Moisés llamó a Misael y a Elzafán, primos de Aarón e hijos de Uziel. Les dijo:—Vayan y saquen a sus hermanos que quedaron delante del santuario. Llévenlos fuera del campamento.</w:t>
+        <w:t xml:space="preserve"> Moisés llamó a Misael y a Elzafán, primos de Aarón e hijos de Uziel. Les dijo: —Vayan y saquen a sus hermanos que quedaron delante del santuario. Llévenlos fuera del campamento.</w:t>
       </w:r>
     </w:p>
     <w:p>
@@ -4957,7 +4957,7 @@
         <w:rPr>
           <w:lang w:val="es_ES" w:bidi="es_ES"/>
         </w:rPr>
-        <w:t xml:space="preserve"> Entonces Moisés les dijo a Aarón y a sus hijos Eleazar e Itamar:—No lloren ni anden despeinados, ni se rasguen sus vestidos en señal de duelo. Si lo hacen, el Señor se enojará contra ustedes. Los matará también y hará caer su ira sobre todo el pueblo de Israel. El resto del pueblo sí puede lamentar la muerte de Nadab y Abiú. Puede hacer duelo por el terrible fuego que el Señor ha enviado.</w:t>
+        <w:t xml:space="preserve"> Entonces Moisés les dijo a Aarón y a sus hijos Eleazar e Itamar: —No lloren ni anden despeinados, ni se rasguen sus vestidos en señal de duelo. Si lo hacen, el Señor se enojará contra ustedes. Los matará también y hará caer su ira sobre todo el pueblo de Israel. El resto del pueblo sí puede lamentar la muerte de Nadab y Abiú. Puede hacer duelo por el terrible fuego que el Señor ha enviado.</w:t>
       </w:r>
     </w:p>
     <w:p>
@@ -4993,13 +4993,13 @@
           <w:vertAlign w:val="superscript"/>
           <w:lang w:val="es_ES" w:bidi="es_ES"/>
         </w:rPr>
-        <w:t>9</w:t>
-      </w:r>
-      <w:r>
-        <w:rPr>
-          <w:lang w:val="es_ES" w:bidi="es_ES"/>
-        </w:rPr>
-        <w:t xml:space="preserve"> El Señor le dijo a Aarón:—Ni tú ni tus hijos deben beber vino ni licor cuando entren a la tienda de reunión, no sea que mueran. Esta es una ley permanente para ustedes y sus descendientes.</w:t>
+        <w:t>8-9</w:t>
+      </w:r>
+      <w:r>
+        <w:rPr>
+          <w:lang w:val="es_ES" w:bidi="es_ES"/>
+        </w:rPr>
+        <w:t xml:space="preserve"> El Señor le dijo a Aarón: —Ni tú ni tus hijos deben beber vino ni licor cuando entren a la tienda de reunión, no sea que mueran. Esta es una ley permanente para ustedes y sus descendientes.</w:t>
       </w:r>
     </w:p>
     <w:p>
@@ -5062,7 +5062,7 @@
         <w:rPr>
           <w:lang w:val="es_ES" w:bidi="es_ES"/>
         </w:rPr>
-        <w:t xml:space="preserve"> Entonces Moisés les dijo a Aarón y a sus hijos Eleazar e Itamar:—Tomen la ofrenda de harina que queda de las ofrendas presentadas al Señor por fuego. Cómanla sin levadura junto al altar, porque es sumamente sagrada.</w:t>
+        <w:t xml:space="preserve"> Entonces Moisés les dijo a Aarón y a sus hijos Eleazar e Itamar: —Tomen la ofrenda de harina que queda de las ofrendas presentadas al Señor por fuego. Cómanla sin levadura junto al altar, porque es sumamente sagrada.</w:t>
       </w:r>
     </w:p>
     <w:p>
@@ -5146,7 +5146,7 @@
         <w:rPr>
           <w:lang w:val="es_ES" w:bidi="es_ES"/>
         </w:rPr>
-        <w:t xml:space="preserve"> Moisés buscó con insistencia el chivo del sacrificio por el pecado. Al descubrir que había sido quemado, se enojó mucho con Eleazar e Itamar, los dos hijos sobrevivientes de Aarón. Entonces les preguntó:</w:t>
+        <w:t xml:space="preserve"> Moisés buscó con insistencia el chivo del sacrificio por el pecado. Al descubrir que había sido quemado, se enojó mucho con Eleazar e Itamar, los 2 hijos sobrevivientes de Aarón. Entonces les preguntó:</w:t>
       </w:r>
     </w:p>
     <w:p>
@@ -5188,7 +5188,7 @@
         <w:rPr>
           <w:lang w:val="es_ES" w:bidi="es_ES"/>
         </w:rPr>
-        <w:t xml:space="preserve"> La sangre no fue llevada al interior del santuario, así que debían haberla comido aquí, como les ordené.</w:t>
+        <w:t xml:space="preserve"> La sangre no fue llevada al interior del santuario, así que debían haberlo comido aquí, como les ordené.</w:t>
       </w:r>
     </w:p>
     <w:p>
@@ -5282,28 +5282,28 @@
           <w:vertAlign w:val="superscript"/>
           <w:lang w:val="es_ES" w:bidi="es_ES"/>
         </w:rPr>
-        <w:t>3</w:t>
-      </w:r>
-      <w:r>
-        <w:rPr>
-          <w:lang w:val="es_ES" w:bidi="es_ES"/>
-        </w:rPr>
-        <w:t xml:space="preserve"> que les dijeran a los israelitas:—Los animales que pueden comer son aquellos que tienen pezuña hendida y que rumian.</w:t>
-      </w:r>
-    </w:p>
-    <w:p>
-      <w:pPr/>
-      <w:r>
-        <w:rPr>
-          <w:lang w:val="es_ES" w:bidi="es_ES"/>
-        </w:rPr>
-      </w:r>
-      <w:r>
-        <w:rPr>
-          <w:vertAlign w:val="superscript"/>
-          <w:lang w:val="es_ES" w:bidi="es_ES"/>
-        </w:rPr>
-        <w:t>7</w:t>
+        <w:t>2-3</w:t>
+      </w:r>
+      <w:r>
+        <w:rPr>
+          <w:lang w:val="es_ES" w:bidi="es_ES"/>
+        </w:rPr>
+        <w:t xml:space="preserve"> que les dijeran a los israelitas: —Los animales que pueden comer son aquellos que tienen pezuña hendida y que rumian.</w:t>
+      </w:r>
+    </w:p>
+    <w:p>
+      <w:pPr/>
+      <w:r>
+        <w:rPr>
+          <w:lang w:val="es_ES" w:bidi="es_ES"/>
+        </w:rPr>
+      </w:r>
+      <w:r>
+        <w:rPr>
+          <w:vertAlign w:val="superscript"/>
+          <w:lang w:val="es_ES" w:bidi="es_ES"/>
+        </w:rPr>
+        <w:t>4-7</w:t>
       </w:r>
       <w:r>
         <w:rPr>
@@ -5429,13 +5429,13 @@
           <w:vertAlign w:val="superscript"/>
           <w:lang w:val="es_ES" w:bidi="es_ES"/>
         </w:rPr>
-        <w:t>19</w:t>
-      </w:r>
-      <w:r>
-        <w:rPr>
-          <w:lang w:val="es_ES" w:bidi="es_ES"/>
-        </w:rPr>
-        <w:t xml:space="preserve"> »Hay aves que son ritualmente impuros para ustedes. No las comerán. Son el águila, el quebrantahuesos, el azor, el gallinazo, el milano de cualquier especie, el cuervo de cualquier especie, el avestruz, la lechuza, la gaviota, el gavilán de cualquier especie, el búho, el somormujo, el ibis, la lechuza nocturna, el búho del desierto, el águila pescadora, la cigüeña, la garza de cualquier especie, la abubilla y el murciélago.</w:t>
+        <w:t>13-19</w:t>
+      </w:r>
+      <w:r>
+        <w:rPr>
+          <w:lang w:val="es_ES" w:bidi="es_ES"/>
+        </w:rPr>
+        <w:t xml:space="preserve"> »Hay aves que son ritualmente impuras para ustedes. No las comerán. Son el águila, el quebrantahuesos, el azor, el gallinazo, el milano de cualquier especie, el cuervo de cualquier especie, el avestruz, la lechuza, la gaviota, el gavilán de cualquier especie, el búho, el somormujo, el ibis, la lechuza nocturna, el búho del desierto, el águila pescadora, la cigüeña, la garza de cualquier especie, la abubilla y el murciélago.</w:t>
       </w:r>
     </w:p>
     <w:p>
@@ -5456,22 +5456,22 @@
         <w:rPr>
           <w:lang w:val="es_ES" w:bidi="es_ES"/>
         </w:rPr>
-        <w:t xml:space="preserve"> »Los insectos alados que caminan sobre cuatro patas serán ritualmente impuros para ustedes.</w:t>
-      </w:r>
-    </w:p>
-    <w:p>
-      <w:pPr/>
-      <w:r>
-        <w:rPr>
-          <w:lang w:val="es_ES" w:bidi="es_ES"/>
-        </w:rPr>
-      </w:r>
-      <w:r>
-        <w:rPr>
-          <w:vertAlign w:val="superscript"/>
-          <w:lang w:val="es_ES" w:bidi="es_ES"/>
-        </w:rPr>
-        <w:t>22</w:t>
+        <w:t xml:space="preserve"> »Los insectos alados que caminan sobre 4 patas serán ritualmente impuros para ustedes.</w:t>
+      </w:r>
+    </w:p>
+    <w:p>
+      <w:pPr/>
+      <w:r>
+        <w:rPr>
+          <w:lang w:val="es_ES" w:bidi="es_ES"/>
+        </w:rPr>
+      </w:r>
+      <w:r>
+        <w:rPr>
+          <w:vertAlign w:val="superscript"/>
+          <w:lang w:val="es_ES" w:bidi="es_ES"/>
+        </w:rPr>
+        <w:t>21-22</w:t>
       </w:r>
       <w:r>
         <w:rPr>
@@ -5498,7 +5498,7 @@
         <w:rPr>
           <w:lang w:val="es_ES" w:bidi="es_ES"/>
         </w:rPr>
-        <w:t xml:space="preserve"> Los demás insectos alados de cuatro patas serán detestables para ustedes.</w:t>
+        <w:t xml:space="preserve"> Los demás insectos alados de 4 patas serán detestables para ustedes.</w:t>
       </w:r>
     </w:p>
     <w:p>
@@ -5540,7 +5540,7 @@
         <w:rPr>
           <w:lang w:val="es_ES" w:bidi="es_ES"/>
         </w:rPr>
-        <w:t xml:space="preserve"> Todo el que lleve el cadaver de uno de esos animales deberá lavarse la ropa de inmediato. Además, se aislará hasta la noche por estar ritualmente impuro.</w:t>
+        <w:t xml:space="preserve"> Todo el que lleve el cadáver de uno de esos animales deberá lavarse la ropa de inmediato. Además, se aislará hasta la noche por estar ritualmente impuro.</w:t>
       </w:r>
     </w:p>
     <w:p>
@@ -5603,22 +5603,22 @@
         <w:rPr>
           <w:lang w:val="es_ES" w:bidi="es_ES"/>
         </w:rPr>
-        <w:t xml:space="preserve"> El que saque sus cadáveres deberá lavarse la ropa y permanecerá impura hasta la noche. Estos animales son impuros para ustedes.</w:t>
-      </w:r>
-    </w:p>
-    <w:p>
-      <w:pPr/>
-      <w:r>
-        <w:rPr>
-          <w:lang w:val="es_ES" w:bidi="es_ES"/>
-        </w:rPr>
-      </w:r>
-      <w:r>
-        <w:rPr>
-          <w:vertAlign w:val="superscript"/>
-          <w:lang w:val="es_ES" w:bidi="es_ES"/>
-        </w:rPr>
-        <w:t>30</w:t>
+        <w:t xml:space="preserve"> El que saque sus cadáveres deberá lavarse la ropa y permanecerá impuro hasta la noche. Estos animales son impuros para ustedes.</w:t>
+      </w:r>
+    </w:p>
+    <w:p>
+      <w:pPr/>
+      <w:r>
+        <w:rPr>
+          <w:lang w:val="es_ES" w:bidi="es_ES"/>
+        </w:rPr>
+      </w:r>
+      <w:r>
+        <w:rPr>
+          <w:vertAlign w:val="superscript"/>
+          <w:lang w:val="es_ES" w:bidi="es_ES"/>
+        </w:rPr>
+        <w:t>29-30</w:t>
       </w:r>
       <w:r>
         <w:rPr>
@@ -5849,13 +5849,13 @@
           <w:vertAlign w:val="superscript"/>
           <w:lang w:val="es_ES" w:bidi="es_ES"/>
         </w:rPr>
-        <w:t>42</w:t>
-      </w:r>
-      <w:r>
-        <w:rPr>
-          <w:lang w:val="es_ES" w:bidi="es_ES"/>
-        </w:rPr>
-        <w:t xml:space="preserve"> »No comerán ningún animal que se arrastra sobre la tierra, pues es detestable para ustedes. No comerán ningún reptil que se arrastra sobre su vientre. Tampoco comerán los que caminan en cuatro patas, ni los que tienen muchas patas. Todos los animales que se arrastran sobre la tierra son detestables para ustedes.</w:t>
+        <w:t>41-42</w:t>
+      </w:r>
+      <w:r>
+        <w:rPr>
+          <w:lang w:val="es_ES" w:bidi="es_ES"/>
+        </w:rPr>
+        <w:t xml:space="preserve"> »No comerán ningún animal que se arrastra sobre la tierra, pues es detestable para ustedes. No comerán ningún reptil que se arrastra sobre su vientre. Tampoco comerán los que caminan en 4 patas, ni los que tienen muchas patas. Todos los animales que se arrastran sobre la tierra son detestables para ustedes.</w:t>
       </w:r>
     </w:p>
     <w:p>
@@ -6018,7 +6018,7 @@
         <w:rPr>
           <w:lang w:val="es_ES" w:bidi="es_ES"/>
         </w:rPr>
-        <w:t xml:space="preserve"> que les dijera a los israelitas:—Cuando una mujer dé a luz un varón, quedará ritualmente impura por siete días. Es como en los días de su menstruación.</w:t>
+        <w:t xml:space="preserve"> que les dijera a los israelitas: —Cuando una mujer dé a luz un varón, quedará ritualmente impura por 7 días. Es como en los días de su menstruación.</w:t>
       </w:r>
     </w:p>
     <w:p>
@@ -6081,7 +6081,7 @@
         <w:rPr>
           <w:lang w:val="es_ES" w:bidi="es_ES"/>
         </w:rPr>
-        <w:t xml:space="preserve"> Si da a luz una niña, la madre quedará ritualmente impura durante dos semanas, como en su menstruación. Permanecerá 66 días más purificándose.</w:t>
+        <w:t xml:space="preserve"> Si da a luz una niña, la madre quedará ritualmente impura durante 2 semanas, como en su menstruación. Permanecerá 66 días más purificándose.</w:t>
       </w:r>
     </w:p>
     <w:p>
@@ -6102,7 +6102,7 @@
         <w:rPr>
           <w:lang w:val="es_ES" w:bidi="es_ES"/>
         </w:rPr>
-        <w:t xml:space="preserve"> »Cuando hayan pasado los días de su purificación, ya sea que haya tenido un hijo o una hija, traerá un cordero de un año como ofrenda quemada. También traerá un pichón de paloma o una tórtola como en el sacrificio por el pecado. Los llevará a la entrada de la tienda de reunión y los entregará al sacerdote.</w:t>
+        <w:t xml:space="preserve"> »Cuando hayan pasado los días de su purificación, ya sea que haya tenido un hijo o una hija, traerá un cordero de 1 año como ofrenda quemada. También traerá un pichón de paloma o una tórtola como en el sacrificio por el pecado. Los llevará a la entrada de la tienda de reunión y los entregará al sacerdote.</w:t>
       </w:r>
     </w:p>
     <w:p>
@@ -6144,7 +6144,7 @@
         <w:rPr>
           <w:lang w:val="es_ES" w:bidi="es_ES"/>
         </w:rPr>
-        <w:t xml:space="preserve"> Pero si no tiene medios para ofrecer un cordero, tomará dos tórtolas o dos pichones de paloma. Uno será para la ofrenda quemada y el otro para el sacrificio por el pecado. El sacerdote hará expiación por ella, y quedará limpia.</w:t>
+        <w:t xml:space="preserve"> Pero si no tiene medios para ofrecer un cordero, tomará 2 tórtolas o 2 pichones de paloma. Uno será para la ofrenda quemada y el otro para el sacrificio por el pecado. El sacerdote hará expiación por ella, y quedará limpia.</w:t>
       </w:r>
     </w:p>
     <w:p>
@@ -6244,7 +6244,7 @@
         <w:rPr>
           <w:lang w:val="es_ES" w:bidi="es_ES"/>
         </w:rPr>
-        <w:t xml:space="preserve"> Pero si la parte blanca de la piel no parece más profunda que el resto y el vello de ese lugar no se ha vuelto blanco, el sacerdote aislará al enfermo durante siete días.</w:t>
+        <w:t xml:space="preserve"> Pero si la parte blanca de la piel no parece más profunda que el resto y el vello de ese lugar no se ha vuelto blanco, el sacerdote aislará al enfermo durante 7 días.</w:t>
       </w:r>
     </w:p>
     <w:p>
@@ -6265,7 +6265,7 @@
         <w:rPr>
           <w:lang w:val="es_ES" w:bidi="es_ES"/>
         </w:rPr>
-        <w:t xml:space="preserve"> Al cabo de los siete días, el sacerdote lo examinará de nuevo. Si no ha habido cambios en la mancha ni se ha extendido por la piel, lo aislará otros siete días.</w:t>
+        <w:t xml:space="preserve"> Al cabo de los 7 días, el sacerdote lo examinará de nuevo. Si no ha habido cambios en la mancha ni se ha extendido por la piel, lo aislará otros 7 días.</w:t>
       </w:r>
     </w:p>
     <w:p>
@@ -6343,7 +6343,7 @@
           <w:vertAlign w:val="superscript"/>
           <w:lang w:val="es_ES" w:bidi="es_ES"/>
         </w:rPr>
-        <w:t>10</w:t>
+        <w:t>9-10</w:t>
       </w:r>
       <w:r>
         <w:rPr>
@@ -6427,7 +6427,7 @@
           <w:vertAlign w:val="superscript"/>
           <w:lang w:val="es_ES" w:bidi="es_ES"/>
         </w:rPr>
-        <w:t>15</w:t>
+        <w:t>14-15</w:t>
       </w:r>
       <w:r>
         <w:rPr>
@@ -6448,7 +6448,7 @@
           <w:vertAlign w:val="superscript"/>
           <w:lang w:val="es_ES" w:bidi="es_ES"/>
         </w:rPr>
-        <w:t>17</w:t>
+        <w:t>16-17</w:t>
       </w:r>
       <w:r>
         <w:rPr>
@@ -6538,7 +6538,7 @@
         <w:rPr>
           <w:lang w:val="es_ES" w:bidi="es_ES"/>
         </w:rPr>
-        <w:t xml:space="preserve"> Puede resultar que el sacerdote vea que no hay vello blanco en la mancha, que no está más hundida que la piel y que se ha desvanecido. Entonces aislará a la persona durante siete días.</w:t>
+        <w:t xml:space="preserve"> Puede resultar que el sacerdote vea que no hay vello blanco en la mancha, que no está más hundida que la piel y que se ha desvanecido. Entonces aislará a la persona durante 7 días.</w:t>
       </w:r>
     </w:p>
     <w:p>
@@ -6643,7 +6643,7 @@
         <w:rPr>
           <w:lang w:val="es_ES" w:bidi="es_ES"/>
         </w:rPr>
-        <w:t xml:space="preserve"> Puede resultar que el sacerdote vea que no hay vello blanco en la mancha, que no está más hundida que la piel y que se ha desvanecido. Entonces aislará a la persona durante siete días.</w:t>
+        <w:t xml:space="preserve"> Puede resultar que el sacerdote vea que no hay vello blanco en la mancha, que no está más hundida que la piel y que se ha desvanecido. Entonces aislará a la persona durante 7 días.</w:t>
       </w:r>
     </w:p>
     <w:p>
@@ -6700,7 +6700,7 @@
           <w:vertAlign w:val="superscript"/>
           <w:lang w:val="es_ES" w:bidi="es_ES"/>
         </w:rPr>
-        <w:t>30</w:t>
+        <w:t>29-30</w:t>
       </w:r>
       <w:r>
         <w:rPr>
@@ -6727,7 +6727,7 @@
         <w:rPr>
           <w:lang w:val="es_ES" w:bidi="es_ES"/>
         </w:rPr>
-        <w:t xml:space="preserve"> Pero si el sacerdote ve que la llaga no parece más profunda que la piel y que no hay pelo negro en ella, aislará a la persona afectada durante siete días.</w:t>
+        <w:t xml:space="preserve"> Pero si el sacerdote ve que la llaga no parece más profunda que la piel y que no hay pelo negro en ella, aislará a la persona afectada durante 7 días.</w:t>
       </w:r>
     </w:p>
     <w:p>
@@ -6769,7 +6769,7 @@
         <w:rPr>
           <w:lang w:val="es_ES" w:bidi="es_ES"/>
         </w:rPr>
-        <w:t xml:space="preserve"> En tal caso, la persona se afeitará todo el vello alrededor de la parte infectada, sin tocar el área afectada. El sacerdote la aislará por otros siete días.</w:t>
+        <w:t xml:space="preserve"> En tal caso, la persona se afeitará todo el vello alrededor de la parte infectada, sin tocar el área afectada. El sacerdote la aislará por otros 7 días.</w:t>
       </w:r>
     </w:p>
     <w:p>
@@ -7021,7 +7021,7 @@
         <w:rPr>
           <w:lang w:val="es_ES" w:bidi="es_ES"/>
         </w:rPr>
-        <w:t xml:space="preserve"> »La persona que tenga esta enfermedad deberá rasgar su ropa y no peinarse. Deberá cubrirse el rostro hasta el labio superior y proclamar mientras camina: "¡Impuro, impuro!".</w:t>
+        <w:t xml:space="preserve"> »La persona que tenga esta enfermedad deberá rasgar su ropa y no peinarse. Deberá cubrirse el rostro hasta el labio superior y proclamar mientras camina: "¡Impuro, impuro!”.</w:t>
       </w:r>
     </w:p>
     <w:p>
@@ -7057,7 +7057,7 @@
           <w:vertAlign w:val="superscript"/>
           <w:lang w:val="es_ES" w:bidi="es_ES"/>
         </w:rPr>
-        <w:t>48</w:t>
+        <w:t>47-48</w:t>
       </w:r>
       <w:r>
         <w:rPr>
@@ -7105,7 +7105,7 @@
         <w:rPr>
           <w:lang w:val="es_ES" w:bidi="es_ES"/>
         </w:rPr>
-        <w:t xml:space="preserve"> Cuando el sacerdote vea la mancha, aislará el objeto por siete días.</w:t>
+        <w:t xml:space="preserve"> Cuando el sacerdote vea la mancha, aislará el objeto por 7 días.</w:t>
       </w:r>
     </w:p>
     <w:p>
@@ -7189,7 +7189,7 @@
         <w:rPr>
           <w:lang w:val="es_ES" w:bidi="es_ES"/>
         </w:rPr>
-        <w:t xml:space="preserve"> Entonces ordenará que se lave lo que tiene la mancha y que se aísle por otros siete días.</w:t>
+        <w:t xml:space="preserve"> Entonces ordenará que se lave lo que tiene la mancha y que se aísle por otros 7 días.</w:t>
       </w:r>
     </w:p>
     <w:p>
@@ -7394,7 +7394,7 @@
         <w:rPr>
           <w:lang w:val="es_ES" w:bidi="es_ES"/>
         </w:rPr>
-        <w:t xml:space="preserve"> pedirá que le traigan variais cosas: dos avecillas vivas y puras, madera de cedro, una cinta roja y una rama de hisopo.</w:t>
+        <w:t xml:space="preserve"> pedirá que le traigan varias cosas: 2 avecillas vivas y puras, madera de cedro, una cinta roja y una rama de hisopo.</w:t>
       </w:r>
     </w:p>
     <w:p>
@@ -7457,7 +7457,7 @@
         <w:rPr>
           <w:lang w:val="es_ES" w:bidi="es_ES"/>
         </w:rPr>
-        <w:t xml:space="preserve"> A continuación, el sacerdote rociará siete veces la sangre sobre la persona que fue curada. La declarará pura. Soltará a la avecilla viva fuera de la ciudad, en campo abierto.</w:t>
+        <w:t xml:space="preserve"> A continuación, el sacerdote rociará 7 veces la sangre sobre la persona que fue curada. La declarará pura. Soltará a la avecilla viva fuera de la ciudad, en campo abierto.</w:t>
       </w:r>
     </w:p>
     <w:p>
@@ -7478,7 +7478,7 @@
         <w:rPr>
           <w:lang w:val="es_ES" w:bidi="es_ES"/>
         </w:rPr>
-        <w:t xml:space="preserve"> »La persona que se está purificando lavará sus ropas. Se rapará todo el cabello y se bañará con agua. Así quedará limpia. Después podrá volver al campamento, pero deberá permanecer fuera de su tienda durante siete días.</w:t>
+        <w:t xml:space="preserve"> »La persona que se está purificando lavará sus ropas. Se rapará todo el cabello y se bañará con agua. Así quedará limpia. Después podrá volver al campamento, pero deberá permanecer fuera de su tienda durante 7 días.</w:t>
       </w:r>
     </w:p>
     <w:p>
@@ -7520,7 +7520,7 @@
         <w:rPr>
           <w:lang w:val="es_ES" w:bidi="es_ES"/>
         </w:rPr>
-        <w:t xml:space="preserve"> »Al octavo día tomará dos corderos sin defecto y una cordera de un año sin defecto. También tomará 6,5 kilos de harina fina mezclada con aceite de oliva para la ofrenda de grano, y un tercio de litro de aceite de oliva.</w:t>
+        <w:t xml:space="preserve"> »Al octavo día tomará 2 corderos sin defecto y una cordera de 1 año sin defecto. También tomará 6,5 kilos de harina fina mezclada con aceite de oliva para la ofrenda de grano, y un tercio de litro de aceite de oliva.</w:t>
       </w:r>
     </w:p>
     <w:p>
@@ -7646,7 +7646,7 @@
         <w:rPr>
           <w:lang w:val="es_ES" w:bidi="es_ES"/>
         </w:rPr>
-        <w:t xml:space="preserve"> El sacerdote mojará el dedo índice derecho en el aceite que está en la palma de su mano izquierda. Rociará con el dedo siete veces delante del Señor.</w:t>
+        <w:t xml:space="preserve"> El sacerdote mojará el dedo índice derecho en el aceite que está en la palma de su mano izquierda. Rociará con el dedo 7 veces delante del Señor.</w:t>
       </w:r>
     </w:p>
     <w:p>
@@ -7772,7 +7772,7 @@
         <w:rPr>
           <w:lang w:val="es_ES" w:bidi="es_ES"/>
         </w:rPr>
-        <w:t xml:space="preserve"> Además, llevará dos tórtolas o dos pichones de paloma, según lo que pueda conseguir. Uno será para el sacrificio por el pecado y el otro para la ofrenda quemada.</w:t>
+        <w:t xml:space="preserve"> Además, llevará 2 tórtolas o 2 pichones de paloma, según lo que pueda conseguir. Uno será para el sacrificio por el pecado y el otro para la ofrenda quemada.</w:t>
       </w:r>
     </w:p>
     <w:p>
@@ -7877,7 +7877,7 @@
         <w:rPr>
           <w:lang w:val="es_ES" w:bidi="es_ES"/>
         </w:rPr>
-        <w:t xml:space="preserve"> Con el dedo índice de la mano derecha, el sacerdote rociará siete veces delante del Señor el aceite que está sobre la palma de la mano izquierda.</w:t>
+        <w:t xml:space="preserve"> Con el dedo índice de la mano derecha, el sacerdote rociará 7 veces delante del Señor el aceite que está sobre la palma de la mano izquierda.</w:t>
       </w:r>
     </w:p>
     <w:p>
@@ -7997,13 +7997,13 @@
           <w:vertAlign w:val="superscript"/>
           <w:lang w:val="es_ES" w:bidi="es_ES"/>
         </w:rPr>
-        <w:t>34</w:t>
-      </w:r>
-      <w:r>
-        <w:rPr>
-          <w:lang w:val="es_ES" w:bidi="es_ES"/>
-        </w:rPr>
-        <w:t xml:space="preserve"> Entonces el Señor les dijo a Moisés y a Aarón:—Van a entrar en la tierra de Canaán, que yo les doy como posesión. Cuando aparezca una infección de moho en alguna casa de la tierra que es su posesión,</w:t>
+        <w:t>33-34</w:t>
+      </w:r>
+      <w:r>
+        <w:rPr>
+          <w:lang w:val="es_ES" w:bidi="es_ES"/>
+        </w:rPr>
+        <w:t xml:space="preserve"> Entonces el Señor les dijo a Moisés y a Aarón: —Van a entrar en la tierra de Canaán, que yo les doy como posesión. Cuando aparezca una infección de moho en alguna casa de la tierra que es su posesión,</w:t>
       </w:r>
     </w:p>
     <w:p>
@@ -8024,7 +8024,7 @@
         <w:rPr>
           <w:lang w:val="es_ES" w:bidi="es_ES"/>
         </w:rPr>
-        <w:t xml:space="preserve"> el dueño de la casa irá al sacerdote. Le dirá: "Parece que hay una infección en mi casa".</w:t>
+        <w:t xml:space="preserve"> el dueño de la casa irá al sacerdote. Le dirá: “Parece que hay una infección en mi casa”.</w:t>
       </w:r>
     </w:p>
     <w:p>
@@ -8087,7 +8087,7 @@
         <w:rPr>
           <w:lang w:val="es_ES" w:bidi="es_ES"/>
         </w:rPr>
-        <w:t xml:space="preserve"> En tal caso, saldrá de la casa. Cerrará la puerta y la mantendrá cerrada durante siete días.</w:t>
+        <w:t xml:space="preserve"> En tal caso, saldrá de la casa. Cerrará la puerta y la mantendrá cerrada durante 7 días.</w:t>
       </w:r>
     </w:p>
     <w:p>
@@ -8318,7 +8318,7 @@
         <w:rPr>
           <w:lang w:val="es_ES" w:bidi="es_ES"/>
         </w:rPr>
-        <w:t xml:space="preserve"> Para purificar la casa, tomará dos aves, madera de cedro, cinta roja y ramas de hisopo.</w:t>
+        <w:t xml:space="preserve"> Para purificar la casa, tomará 2 aves, madera de cedro, cinta roja y ramas de hisopo.</w:t>
       </w:r>
     </w:p>
     <w:p>
@@ -8354,13 +8354,13 @@
           <w:vertAlign w:val="superscript"/>
           <w:lang w:val="es_ES" w:bidi="es_ES"/>
         </w:rPr>
-        <w:t>52</w:t>
-      </w:r>
-      <w:r>
-        <w:rPr>
-          <w:lang w:val="es_ES" w:bidi="es_ES"/>
-        </w:rPr>
-        <w:t xml:space="preserve"> Tomará la madera de cedro, el hisopo, la cinta roja y el ave viva. Los mojará en la sangre del ave sacrificada y en el agua fresca, y rociará la casa siete veces. Así purificará la casa con la sangre del ave, el agua fresca, el ave viva, la madera de cedro, el hisopo y la cinta roja.</w:t>
+        <w:t>51-52</w:t>
+      </w:r>
+      <w:r>
+        <w:rPr>
+          <w:lang w:val="es_ES" w:bidi="es_ES"/>
+        </w:rPr>
+        <w:t xml:space="preserve"> Tomará la madera de cedro, el hisopo, la cinta roja y el ave viva. Los mojará en la sangre del ave sacrificada y en el agua fresca, y rociará la casa 7 veces. Así purificará la casa con la sangre del ave, el agua fresca, el ave viva, la madera de cedro, el hisopo y la cinta roja.</w:t>
       </w:r>
     </w:p>
     <w:p>
@@ -8396,7 +8396,7 @@
           <w:vertAlign w:val="superscript"/>
           <w:lang w:val="es_ES" w:bidi="es_ES"/>
         </w:rPr>
-        <w:t>55</w:t>
+        <w:t>54-55</w:t>
       </w:r>
       <w:r>
         <w:rPr>
@@ -8502,7 +8502,7 @@
         <w:rPr>
           <w:lang w:val="es_ES" w:bidi="es_ES"/>
         </w:rPr>
-        <w:t xml:space="preserve"> que les dijeran a los israelitas:—Cuando un hombre tenga un flujo inusual, ese flujo es impuro.</w:t>
+        <w:t xml:space="preserve"> que les dijeran a los israelitas: —Cuando un hombre tenga un flujo inusual, ese flujo es impuro.</w:t>
       </w:r>
     </w:p>
     <w:p>
@@ -8733,7 +8733,7 @@
         <w:rPr>
           <w:lang w:val="es_ES" w:bidi="es_ES"/>
         </w:rPr>
-        <w:t xml:space="preserve"> »Cuando haya cesado el flujo, el afectado esperarará siete días para la ceremonia de purificación. Lavará su ropa y se bañará con agua de manantial.</w:t>
+        <w:t xml:space="preserve"> »Cuando haya cesado el flujo, el afectado esperarará 7 días para la ceremonia de purificación. Lavará su ropa y se bañará con agua de manantial.</w:t>
       </w:r>
     </w:p>
     <w:p>
@@ -8754,7 +8754,7 @@
         <w:rPr>
           <w:lang w:val="es_ES" w:bidi="es_ES"/>
         </w:rPr>
-        <w:t xml:space="preserve"> Al octavo día tomará dos tórtolas o dos pichones de paloma. Se presentará delante del Señor a la entrada de la tienda de reunión y se los entregará al sacerdote.</w:t>
+        <w:t xml:space="preserve"> Al octavo día tomará 2 tórtolas o 2 pichones de paloma. Se presentará delante del Señor a la entrada de la tienda de reunión y se los entregará al sacerdote.</w:t>
       </w:r>
     </w:p>
     <w:p>
@@ -8817,7 +8817,7 @@
         <w:rPr>
           <w:lang w:val="es_ES" w:bidi="es_ES"/>
         </w:rPr>
-        <w:t xml:space="preserve"> Cualquier prenda o cualquier artículo de cuero sobre lo que caiga la emisión de semen deberá lavarse con agua. Quedará impuro hasta el anochecer.</w:t>
+        <w:t xml:space="preserve"> Cualquier prenda o cualquier artículo de cuero sobre los que caiga la emisión de semen deberá lavarse con agua. Quedará impuro hasta el anochecer.</w:t>
       </w:r>
     </w:p>
     <w:p>
@@ -8859,7 +8859,7 @@
         <w:rPr>
           <w:lang w:val="es_ES" w:bidi="es_ES"/>
         </w:rPr>
-        <w:t xml:space="preserve"> »Cuando una mujer tenga su flujo menstrual, quedará impura durante siete días. Todo el que la toque durante ese tiempo quedará impuro hasta el anochecer.</w:t>
+        <w:t xml:space="preserve"> »Cuando una mujer tenga su flujo menstrual, quedará impura durante 7 días. Todo el que la toque durante ese tiempo quedará impuro hasta el anochecer.</w:t>
       </w:r>
     </w:p>
     <w:p>
@@ -8895,7 +8895,7 @@
           <w:vertAlign w:val="superscript"/>
           <w:lang w:val="es_ES" w:bidi="es_ES"/>
         </w:rPr>
-        <w:t>23</w:t>
+        <w:t>21-23</w:t>
       </w:r>
       <w:r>
         <w:rPr>
@@ -8922,7 +8922,7 @@
         <w:rPr>
           <w:lang w:val="es_ES" w:bidi="es_ES"/>
         </w:rPr>
-        <w:t xml:space="preserve"> »Si un hombre tiene relaciones con ella durante este tiempo, quedará impuro durante siete días. La cama en que se acueste quedará impura.</w:t>
+        <w:t xml:space="preserve"> »Si un hombre tiene relaciones con ella durante este tiempo, quedará impuro durante 7 días. La cama en que se acueste quedará impura.</w:t>
       </w:r>
     </w:p>
     <w:p>
@@ -9006,7 +9006,7 @@
         <w:rPr>
           <w:lang w:val="es_ES" w:bidi="es_ES"/>
         </w:rPr>
-        <w:t xml:space="preserve"> »Después de que cese su flujo, contará siete días para poder considerarse pura.</w:t>
+        <w:t xml:space="preserve"> »Después de que cese su flujo, contará 7 días para poder considerarse pura.</w:t>
       </w:r>
     </w:p>
     <w:p>
@@ -9169,7 +9169,7 @@
         <w:rPr>
           <w:lang w:val="es_ES" w:bidi="es_ES"/>
         </w:rPr>
-        <w:t xml:space="preserve"> el Señor le dijo a Moisés:—Adviértele a tu hermano Aarón que no puede entrar a cualquier hora en la parte del santuario que está detrás de la cortina. Me refiero a donde se encuentra la tapa que está sobre el arca del pacto. Es para que no muera, porque yo me manifiesto en la nube sobre la tapa del arca.</w:t>
+        <w:t xml:space="preserve"> el Señor le dijo a Moisés: —Adviértele a tu hermano Aarón que no puede entrar a cualquier hora en la parte del santuario que está detrás de la cortina. Me refiero a donde se encuentra la tapa que está sobre el arca del pacto. Es para que no muera, porque yo me manifiesto en la nube sobre la tapa del arca.</w:t>
       </w:r>
     </w:p>
     <w:p>
@@ -9232,7 +9232,7 @@
         <w:rPr>
           <w:lang w:val="es_ES" w:bidi="es_ES"/>
         </w:rPr>
-        <w:t xml:space="preserve"> La comunidad israelita le llevará dos machos cabríos para el sacrificio por el pecado y un carnero para la ofrenda quemada.</w:t>
+        <w:t xml:space="preserve"> La comunidad israelita le llevará 2 machos cabríos para el sacrificio por el pecado y un carnero para la ofrenda quemada.</w:t>
       </w:r>
     </w:p>
     <w:p>
@@ -9274,7 +9274,7 @@
         <w:rPr>
           <w:lang w:val="es_ES" w:bidi="es_ES"/>
         </w:rPr>
-        <w:t xml:space="preserve"> Luego tomará los dos machos cabríos y los presentará ante el Señor, a la entrada de la tienda de reunión.</w:t>
+        <w:t xml:space="preserve"> Luego tomará los 2 machos cabríos y los presentará ante el Señor, a la entrada de la tienda de reunión.</w:t>
       </w:r>
     </w:p>
     <w:p>
@@ -9295,7 +9295,7 @@
         <w:rPr>
           <w:lang w:val="es_ES" w:bidi="es_ES"/>
         </w:rPr>
-        <w:t xml:space="preserve"> Aarón echará suertes sobre los dos machos cabríos. Una suerte será para el Señor. La otra será para soltarlo en el desierto.para soltarlo en el desierto. El hebreo quiere decir para Azazel. Es de significado difícil. Puede significar "enviado al demonio del desierto" o "chivo expiatorio". Esta aclaración se aplica también a los vv. 10 y 26." class="footnote-marker"&gt;1</w:t>
+        <w:t xml:space="preserve"> Aarón echará suertes sobre los 2 machos cabríos. Una suerte será para el Señor. La otra será para soltarlo en el desierto.</w:t>
       </w:r>
     </w:p>
     <w:p>
@@ -9379,7 +9379,7 @@
         <w:rPr>
           <w:lang w:val="es_ES" w:bidi="es_ES"/>
         </w:rPr>
-        <w:t xml:space="preserve"> Tomará un incensario lleno de brasas del altar que está ante el Señor y dos puñados de incienso aromático en polvo. Los llevará al otro lado de la cortina.</w:t>
+        <w:t xml:space="preserve"> Tomará un incensario lleno de brasas del altar que está ante el Señor y 2 puñados de incienso aromático en polvo. Los llevará al otro lado de la cortina.</w:t>
       </w:r>
     </w:p>
     <w:p>
@@ -9421,7 +9421,7 @@
         <w:rPr>
           <w:lang w:val="es_ES" w:bidi="es_ES"/>
         </w:rPr>
-        <w:t xml:space="preserve"> Tomará sangre del novillo. Con su dedo la rociará siete veces sobre la parte delantera de la tapa del arca y siete veces delante de ella.</w:t>
+        <w:t xml:space="preserve"> Tomará sangre del novillo. Con su dedo la rociará 7 veces sobre la parte delantera de la tapa del arca y 7 veces delante de ella.</w:t>
       </w:r>
     </w:p>
     <w:p>
@@ -9526,7 +9526,7 @@
         <w:rPr>
           <w:lang w:val="es_ES" w:bidi="es_ES"/>
         </w:rPr>
-        <w:t xml:space="preserve"> Rociará sangre sobre el altar siete veces con su dedo. Así lo purificará y consagrará de las impurezas de los israelitas.</w:t>
+        <w:t xml:space="preserve"> Rociará sangre sobre el altar 7 veces con su dedo. Así lo purificará y consagrará de las impurezas de los israelitas.</w:t>
       </w:r>
     </w:p>
     <w:p>
@@ -9730,7 +9730,7 @@
           <w:vertAlign w:val="superscript"/>
           <w:lang w:val="es_ES" w:bidi="es_ES"/>
         </w:rPr>
-        <w:t>30</w:t>
+        <w:t>29-30</w:t>
       </w:r>
       <w:r>
         <w:rPr>
@@ -9878,22 +9878,22 @@
         <w:rPr>
           <w:lang w:val="es_ES" w:bidi="es_ES"/>
         </w:rPr>
-        <w:t xml:space="preserve"> que les dijera a Aarón, sus hijos y todos los israelitas:—Esto es lo que el Señor ha ordenado:</w:t>
-      </w:r>
-    </w:p>
-    <w:p>
-      <w:pPr/>
-      <w:r>
-        <w:rPr>
-          <w:lang w:val="es_ES" w:bidi="es_ES"/>
-        </w:rPr>
-      </w:r>
-      <w:r>
-        <w:rPr>
-          <w:vertAlign w:val="superscript"/>
-          <w:lang w:val="es_ES" w:bidi="es_ES"/>
-        </w:rPr>
-        <w:t>4</w:t>
+        <w:t xml:space="preserve"> que les dijera a Aarón, sus hijos y todos los israelitas: —Esto es lo que el Señor ha ordenado:</w:t>
+      </w:r>
+    </w:p>
+    <w:p>
+      <w:pPr/>
+      <w:r>
+        <w:rPr>
+          <w:lang w:val="es_ES" w:bidi="es_ES"/>
+        </w:rPr>
+      </w:r>
+      <w:r>
+        <w:rPr>
+          <w:vertAlign w:val="superscript"/>
+          <w:lang w:val="es_ES" w:bidi="es_ES"/>
+        </w:rPr>
+        <w:t>3-4</w:t>
       </w:r>
       <w:r>
         <w:rPr>
@@ -9977,7 +9977,7 @@
           <w:vertAlign w:val="superscript"/>
           <w:lang w:val="es_ES" w:bidi="es_ES"/>
         </w:rPr>
-        <w:t>9</w:t>
+        <w:t>8-9</w:t>
       </w:r>
       <w:r>
         <w:rPr>
@@ -10188,7 +10188,7 @@
         <w:rPr>
           <w:lang w:val="es_ES" w:bidi="es_ES"/>
         </w:rPr>
-        <w:t xml:space="preserve"> que les dijera a los israelitas:—Yo soy el Señor su Dios.</w:t>
+        <w:t xml:space="preserve"> que les dijera a los israelitas: —Yo soy el Señor su Dios.</w:t>
       </w:r>
     </w:p>
     <w:p>
@@ -10224,7 +10224,7 @@
           <w:vertAlign w:val="superscript"/>
           <w:lang w:val="es_ES" w:bidi="es_ES"/>
         </w:rPr>
-        <w:t>5</w:t>
+        <w:t>4-5</w:t>
       </w:r>
       <w:r>
         <w:rPr>
@@ -10728,13 +10728,13 @@
           <w:vertAlign w:val="superscript"/>
           <w:lang w:val="es_ES" w:bidi="es_ES"/>
         </w:rPr>
-        <w:t>30</w:t>
-      </w:r>
-      <w:r>
-        <w:rPr>
-          <w:lang w:val="es_ES" w:bidi="es_ES"/>
-        </w:rPr>
-        <w:t xml:space="preserve"> »Cualquiera que realice alguna de estas prácticas detestables será expulsado de su pueblo. Obedezcan mi mandato de no seguir ninguna de las costumbres detestables que se practicaban antes de que ustedes llegaran. No se contaminen con ellas. Yo soy el Señor su Dios».</w:t>
+        <w:t>29-30</w:t>
+      </w:r>
+      <w:r>
+        <w:rPr>
+          <w:lang w:val="es_ES" w:bidi="es_ES"/>
+        </w:rPr>
+        <w:t xml:space="preserve"> »Cualquiera que realice alguna de estas prácticas detestables será expulsado de su pueblo. Obedezcan mi mandato de no seguir ninguna de las costumbres detestables que se practicaban antes de que ustedes llegaran. No se contaminen con ellas. Yo soy el Señor su Dios.</w:t>
       </w:r>
     </w:p>
     <w:p>
@@ -10771,28 +10771,28 @@
         <w:rPr>
           <w:lang w:val="es_ES" w:bidi="es_ES"/>
         </w:rPr>
-        <w:t xml:space="preserve"> El Señor también le ordenó a Moisés Respeten a su padre y a su madre y obedezcan mis leyes sobre el descanso, porque yo soy el Señor su Dios.</w:t>
-      </w:r>
-    </w:p>
-    <w:p>
-      <w:pPr/>
-      <w:r>
-        <w:rPr>
-          <w:lang w:val="es_ES" w:bidi="es_ES"/>
-        </w:rPr>
-      </w:r>
-      <w:r>
-        <w:rPr>
-          <w:vertAlign w:val="superscript"/>
-          <w:lang w:val="es_ES" w:bidi="es_ES"/>
-        </w:rPr>
-        <w:t>2</w:t>
-      </w:r>
-      <w:r>
-        <w:rPr>
-          <w:lang w:val="es_ES" w:bidi="es_ES"/>
-        </w:rPr>
-        <w:t xml:space="preserve"> que le dijera al pueblo de Israel: —Sean santos, porque yo, el Señor su Dios, soy santo.»Cada uno de ustedes respete a su madre y a su padre. Guarden mis días de reposo. Yo soy el Señor su Dios. Respeten a su padre y a su madre y obedezcan mis leyes sobre el descanso, porque yo soy el Señor su Dios.</w:t>
+        <w:t xml:space="preserve"> El Señor también le ordenó a Moisés</w:t>
+      </w:r>
+    </w:p>
+    <w:p>
+      <w:pPr/>
+      <w:r>
+        <w:rPr>
+          <w:lang w:val="es_ES" w:bidi="es_ES"/>
+        </w:rPr>
+      </w:r>
+      <w:r>
+        <w:rPr>
+          <w:vertAlign w:val="superscript"/>
+          <w:lang w:val="es_ES" w:bidi="es_ES"/>
+        </w:rPr>
+        <w:t>2-3</w:t>
+      </w:r>
+      <w:r>
+        <w:rPr>
+          <w:lang w:val="es_ES" w:bidi="es_ES"/>
+        </w:rPr>
+        <w:t xml:space="preserve"> que le dijera al pueblo de Israel: —Sean santos, porque yo, el Señor su Dios, soy santo. »Cada uno de ustedes respete a su madre y a su padre. Guarden mis días de reposo. Yo soy el Señor su Dios.</w:t>
       </w:r>
     </w:p>
     <w:p>
@@ -10960,7 +10960,7 @@
         <w:rPr>
           <w:lang w:val="es_ES" w:bidi="es_ES"/>
         </w:rPr>
-        <w:t xml:space="preserve"> »No roben.»No mientan.»No se engañen unos a otros.</w:t>
+        <w:t xml:space="preserve"> »No roben. »No mientan. »No se engañen unos a otros.</w:t>
       </w:r>
     </w:p>
     <w:p>
@@ -11128,7 +11128,7 @@
         <w:rPr>
           <w:lang w:val="es_ES" w:bidi="es_ES"/>
         </w:rPr>
-        <w:t xml:space="preserve"> »Obedezcan mis leyes. »No crucen su ganado con animales de otra especie.»No siembren en su campo dos clases de semillas.»No usen ropa de lana y lino mezclados.</w:t>
+        <w:t xml:space="preserve"> »Obedezcan mis leyes. »No crucen su ganado con animales de otra especie. »No siembren en su campo 2 clases de semillas. »No usen ropa de lana y lino mezclados.</w:t>
       </w:r>
     </w:p>
     <w:p>
@@ -11212,7 +11212,7 @@
         <w:rPr>
           <w:lang w:val="es_ES" w:bidi="es_ES"/>
         </w:rPr>
-        <w:t xml:space="preserve"> »Cuando entren en la tierra, plantarán todo tipo de árboles frutales. No coman de su fruto durante los tres primeros años. Lo considerarán ritualmente impuro.</w:t>
+        <w:t xml:space="preserve"> »Cuando entren en la tierra, plantarán todo tipo de árboles frutales. No coman de su fruto durante los 3 primeros años. Lo considerarán ritualmente impuro.</w:t>
       </w:r>
     </w:p>
     <w:p>
@@ -11275,7 +11275,7 @@
         <w:rPr>
           <w:lang w:val="es_ES" w:bidi="es_ES"/>
         </w:rPr>
-        <w:t xml:space="preserve"> »No coman carne con sangre.»No practiquen la adivinación ni la hechicería.</w:t>
+        <w:t xml:space="preserve"> »No coman carne con sangre. »No practiquen la adivinación ni la hechicería.</w:t>
       </w:r>
     </w:p>
     <w:p>
@@ -11458,7 +11458,7 @@
           <w:vertAlign w:val="superscript"/>
           <w:lang w:val="es_ES" w:bidi="es_ES"/>
         </w:rPr>
-        <w:t>36</w:t>
+        <w:t>35-36</w:t>
       </w:r>
       <w:r>
         <w:rPr>
@@ -11543,7 +11543,7 @@
         <w:rPr>
           <w:lang w:val="es_ES" w:bidi="es_ES"/>
         </w:rPr>
-        <w:t xml:space="preserve"> que les dijera a los israelitas:—Puede ocurrir que un israelita o extranjero que viva en Israel entregue alguno de sus hijos en sacrificio a Moloc. Será condenado a muerte. El pueblo lo apedreará.</w:t>
+        <w:t xml:space="preserve"> que les dijera a los israelitas: —Puede ocurrir que un israelita o extranjero que viva en Israel entregue alguno de sus hijos en sacrificio a Moloc. Será condenado a muerte. El pueblo lo apedreará.</w:t>
       </w:r>
     </w:p>
     <w:p>
@@ -11648,7 +11648,7 @@
         <w:rPr>
           <w:lang w:val="es_ES" w:bidi="es_ES"/>
         </w:rPr>
-        <w:t xml:space="preserve"> «Conságrense y sean santos, porque yo soy el Señor su Dios.</w:t>
+        <w:t xml:space="preserve"> »Conságrense y sean santos, porque yo soy el Señor su Dios.</w:t>
       </w:r>
     </w:p>
     <w:p>
@@ -12120,7 +12120,7 @@
           <w:vertAlign w:val="superscript"/>
           <w:lang w:val="es_ES" w:bidi="es_ES"/>
         </w:rPr>
-        <w:t>3</w:t>
+        <w:t>2-3</w:t>
       </w:r>
       <w:r>
         <w:rPr>
@@ -12336,22 +12336,22 @@
         <w:rPr>
           <w:lang w:val="es_ES" w:bidi="es_ES"/>
         </w:rPr>
-        <w:t xml:space="preserve"> »Se casará con una virgen.</w:t>
-      </w:r>
-    </w:p>
-    <w:p>
-      <w:pPr/>
-      <w:r>
-        <w:rPr>
-          <w:lang w:val="es_ES" w:bidi="es_ES"/>
-        </w:rPr>
-      </w:r>
-      <w:r>
-        <w:rPr>
-          <w:vertAlign w:val="superscript"/>
-          <w:lang w:val="es_ES" w:bidi="es_ES"/>
-        </w:rPr>
-        <w:t>15</w:t>
+        <w:t xml:space="preserve"> Se casará con una virgen.</w:t>
+      </w:r>
+    </w:p>
+    <w:p>
+      <w:pPr/>
+      <w:r>
+        <w:rPr>
+          <w:lang w:val="es_ES" w:bidi="es_ES"/>
+        </w:rPr>
+      </w:r>
+      <w:r>
+        <w:rPr>
+          <w:vertAlign w:val="superscript"/>
+          <w:lang w:val="es_ES" w:bidi="es_ES"/>
+        </w:rPr>
+        <w:t>14-15</w:t>
       </w:r>
       <w:r>
         <w:rPr>
@@ -12372,13 +12372,13 @@
           <w:vertAlign w:val="superscript"/>
           <w:lang w:val="es_ES" w:bidi="es_ES"/>
         </w:rPr>
-        <w:t>17</w:t>
-      </w:r>
-      <w:r>
-        <w:rPr>
-          <w:lang w:val="es_ES" w:bidi="es_ES"/>
-        </w:rPr>
-        <w:t xml:space="preserve"> El Señor le ordenó a Moisés que le dijera a Aarón:—Ningún descendiente tuyo que tenga algún defecto físico podrá ofrecer sacrificios delante de Dios.</w:t>
+        <w:t>16-17</w:t>
+      </w:r>
+      <w:r>
+        <w:rPr>
+          <w:lang w:val="es_ES" w:bidi="es_ES"/>
+        </w:rPr>
+        <w:t xml:space="preserve"> El Señor le ordenó a Moisés que le dijera a Aarón: —Ningún descendiente tuyo que tenga algún defecto físico podrá ofrecer sacrificios delante de Dios.</w:t>
       </w:r>
     </w:p>
     <w:p>
@@ -12583,7 +12583,7 @@
         <w:rPr>
           <w:lang w:val="es_ES" w:bidi="es_ES"/>
         </w:rPr>
-        <w:t xml:space="preserve"> que les dijera a Aarón y a sus hijos:—Traten con respeto las ofrendas sagradas que los israelitas me consagran, para que no profanen mi santo nombre. Yo soy el Señor.</w:t>
+        <w:t xml:space="preserve"> que les dijera a Aarón y a sus hijos: —Traten con respeto las ofrendas sagradas que los israelitas me consagran, para que no profanen mi santo nombre. Yo soy el Señor.</w:t>
       </w:r>
     </w:p>
     <w:p>
@@ -12892,13 +12892,13 @@
           <w:vertAlign w:val="superscript"/>
           <w:lang w:val="es_ES" w:bidi="es_ES"/>
         </w:rPr>
-        <w:t>18</w:t>
-      </w:r>
-      <w:r>
-        <w:rPr>
-          <w:lang w:val="es_ES" w:bidi="es_ES"/>
-        </w:rPr>
-        <w:t xml:space="preserve"> El Señor le mandó a Moisés que les dijera a Aarón y a sus hijos, y a todos los israelitas:—Los israelita y los extranjeros que habitan entre ustedes pueden ofrecer una ofrenda quemada al Señor para cumplir sus votos o como ofrenda voluntaria.</w:t>
+        <w:t>17-18</w:t>
+      </w:r>
+      <w:r>
+        <w:rPr>
+          <w:lang w:val="es_ES" w:bidi="es_ES"/>
+        </w:rPr>
+        <w:t xml:space="preserve"> El Señor le mandó a Moisés que les dijera a Aarón y a sus hijos, y a todos los israelitas: —Los israelitas y los extranjeros que habitan entre ustedes pueden ofrecer una ofrenda quemada al Señor para cumplir sus votos o como ofrenda voluntaria.</w:t>
       </w:r>
     </w:p>
     <w:p>
@@ -13060,13 +13060,13 @@
           <w:vertAlign w:val="superscript"/>
           <w:lang w:val="es_ES" w:bidi="es_ES"/>
         </w:rPr>
-        <w:t>27</w:t>
-      </w:r>
-      <w:r>
-        <w:rPr>
-          <w:lang w:val="es_ES" w:bidi="es_ES"/>
-        </w:rPr>
-        <w:t xml:space="preserve"> El Señor le dijo a Moisés:—Cuando nazca un ternero, un cordero o un cabrito, permanecerá siete días con su madre. A partir del octavo día será aceptable como ofrenda quemada al Señor.</w:t>
+        <w:t>26-27</w:t>
+      </w:r>
+      <w:r>
+        <w:rPr>
+          <w:lang w:val="es_ES" w:bidi="es_ES"/>
+        </w:rPr>
+        <w:t xml:space="preserve"> El Señor le dijo a Moisés: —Cuando nazca un ternero, un cordero o un cabrito, permanecerá 7 días con su madre. A partir del octavo día será aceptable como ofrenda quemada al Señor.</w:t>
       </w:r>
     </w:p>
     <w:p>
@@ -13102,7 +13102,7 @@
           <w:vertAlign w:val="superscript"/>
           <w:lang w:val="es_ES" w:bidi="es_ES"/>
         </w:rPr>
-        <w:t>30</w:t>
+        <w:t>29-30</w:t>
       </w:r>
       <w:r>
         <w:rPr>
@@ -13144,7 +13144,7 @@
           <w:vertAlign w:val="superscript"/>
           <w:lang w:val="es_ES" w:bidi="es_ES"/>
         </w:rPr>
-        <w:t>33</w:t>
+        <w:t>32-33</w:t>
       </w:r>
       <w:r>
         <w:rPr>
@@ -13208,7 +13208,7 @@
         <w:rPr>
           <w:lang w:val="es_ES" w:bidi="es_ES"/>
         </w:rPr>
-        <w:t xml:space="preserve"> que les dijera a los israelitas:—Estas son las fiestas establecidas por el Señor, las que ustedes deben convocar como reuniones sagradas. Yo, el Señor, las establecí.</w:t>
+        <w:t xml:space="preserve"> que les dijera a los israelitas: —Estas son las fiestas establecidas por el Señor, las que ustedes deben convocar como reuniones sagradas. Yo, el Señor, las establecí.</w:t>
       </w:r>
     </w:p>
     <w:p>
@@ -13271,7 +13271,7 @@
         <w:rPr>
           <w:lang w:val="es_ES" w:bidi="es_ES"/>
         </w:rPr>
-        <w:t xml:space="preserve"> La Pascua del Señor comenzará el día catorce del mes primero, al anochecer.</w:t>
+        <w:t xml:space="preserve"> La Pascua del Señor comenzará el día 14 del mes primero, al anochecer.</w:t>
       </w:r>
     </w:p>
     <w:p>
@@ -13292,7 +13292,7 @@
         <w:rPr>
           <w:lang w:val="es_ES" w:bidi="es_ES"/>
         </w:rPr>
-        <w:t xml:space="preserve"> La fiesta de los panes sin levadura se celebrará durante siete días, comenzando el día siguiente a la Pascua.</w:t>
+        <w:t xml:space="preserve"> La fiesta de los panes sin levadura se celebrará durante 7 días, comenzando el día siguiente a la Pascua.</w:t>
       </w:r>
     </w:p>
     <w:p>
@@ -13334,28 +13334,28 @@
         <w:rPr>
           <w:lang w:val="es_ES" w:bidi="es_ES"/>
         </w:rPr>
-        <w:t xml:space="preserve"> De la misma manera, el séptimo día de la festividad se reunirán para adorar. Durante los siete días ofrecerán ofrendas quemadas al Señor.</w:t>
-      </w:r>
-    </w:p>
-    <w:p>
-      <w:pPr/>
-      <w:r>
-        <w:rPr>
-          <w:lang w:val="es_ES" w:bidi="es_ES"/>
-        </w:rPr>
-      </w:r>
-      <w:r>
-        <w:rPr>
-          <w:vertAlign w:val="superscript"/>
-          <w:lang w:val="es_ES" w:bidi="es_ES"/>
-        </w:rPr>
-        <w:t>11</w:t>
-      </w:r>
-      <w:r>
-        <w:rPr>
-          <w:lang w:val="es_ES" w:bidi="es_ES"/>
-        </w:rPr>
-        <w:t xml:space="preserve"> El Señor mandó a Moisés que les dijera a los israelitas:—Cuando lleguen a la tierra que yo les daré y recojan su primera cosecha, lleven las primeras gavillas al sacerdote. Llévenselas a la mañana siguiente al sábado. Él las mecerá para ofrecérselas al Señor, quien las aceptará como ofrenda de ustedes.</w:t>
+        <w:t xml:space="preserve"> De la misma manera, el séptimo día de la festividad se reunirán para adorar. Durante los 7 días ofrecerán ofrendas quemadas al Señor.</w:t>
+      </w:r>
+    </w:p>
+    <w:p>
+      <w:pPr/>
+      <w:r>
+        <w:rPr>
+          <w:lang w:val="es_ES" w:bidi="es_ES"/>
+        </w:rPr>
+      </w:r>
+      <w:r>
+        <w:rPr>
+          <w:vertAlign w:val="superscript"/>
+          <w:lang w:val="es_ES" w:bidi="es_ES"/>
+        </w:rPr>
+        <w:t>9-11</w:t>
+      </w:r>
+      <w:r>
+        <w:rPr>
+          <w:lang w:val="es_ES" w:bidi="es_ES"/>
+        </w:rPr>
+        <w:t xml:space="preserve"> El Señor mandó a Moisés que les dijera a los israelitas: —Cuando lleguen a la tierra que yo les daré y recojan su primera cosecha, lleven las primeras gavillas al sacerdote. Llévenselas a la mañana siguiente al día de reposo. Él las mecerá para ofrecérselas al Señor, quien las aceptará como ofrenda de ustedes.</w:t>
       </w:r>
     </w:p>
     <w:p>
@@ -13376,7 +13376,7 @@
         <w:rPr>
           <w:lang w:val="es_ES" w:bidi="es_ES"/>
         </w:rPr>
-        <w:t xml:space="preserve"> El mismo día ofrecerán, en ofrenda quemada al Señor, un cordero de un año, sin defecto.</w:t>
+        <w:t xml:space="preserve"> El mismo día ofrecerán, en ofrenda quemada al Señor, un cordero de 1 año, sin defecto.</w:t>
       </w:r>
     </w:p>
     <w:p>
@@ -13433,13 +13433,13 @@
           <w:vertAlign w:val="superscript"/>
           <w:lang w:val="es_ES" w:bidi="es_ES"/>
         </w:rPr>
-        <w:t>16</w:t>
-      </w:r>
-      <w:r>
-        <w:rPr>
-          <w:lang w:val="es_ES" w:bidi="es_ES"/>
-        </w:rPr>
-        <w:t xml:space="preserve"> »Desde el día siguiente al sábado, el día en que traigan las gavillas de la ofrenda mecida, contarán siete semanas completas. Entonces presentarán una ofrenda de grano nuevo.</w:t>
+        <w:t>15-16</w:t>
+      </w:r>
+      <w:r>
+        <w:rPr>
+          <w:lang w:val="es_ES" w:bidi="es_ES"/>
+        </w:rPr>
+        <w:t xml:space="preserve"> »Desde el día siguiente al día de reposo, el día en que traigan las gavillas de la ofrenda mecida, contarán 7 semanas completas. Entonces presentarán una ofrenda de grano nuevo.</w:t>
       </w:r>
     </w:p>
     <w:p>
@@ -13460,7 +13460,7 @@
         <w:rPr>
           <w:lang w:val="es_ES" w:bidi="es_ES"/>
         </w:rPr>
-        <w:t xml:space="preserve"> Desde sus casas traerán dos panes como ofrenda mecida. Estos panes serán de 4,5 kilos de harina fina. Los cocinarán con levadura, como ofrenda de las primicias al Señor.</w:t>
+        <w:t xml:space="preserve"> Desde sus casas traerán 2 panes como ofrenda mecida. Estos panes serán de 4,5 kilos de harina fina. Los cocinarán con levadura, como ofrenda de las primicias al Señor.</w:t>
       </w:r>
     </w:p>
     <w:p>
@@ -13481,7 +13481,7 @@
         <w:rPr>
           <w:lang w:val="es_ES" w:bidi="es_ES"/>
         </w:rPr>
-        <w:t xml:space="preserve"> Además del pan y del vino, ofrecerán siete corderos de un año, sin defecto. También ofrecerán un becerro y dos carneros. Estos animales serán ofrecidos como sacrificio quemado al Señor, un aroma agradable para él.</w:t>
+        <w:t xml:space="preserve"> Además del pan y del vino, ofrecerán 7 corderos de 1 año, sin defecto. También ofrecerán un becerro y 2 carneros. Estos animales serán ofrecidos como sacrificio quemado al Señor, un aroma agradable para él.</w:t>
       </w:r>
     </w:p>
     <w:p>
@@ -13502,7 +13502,7 @@
         <w:rPr>
           <w:lang w:val="es_ES" w:bidi="es_ES"/>
         </w:rPr>
-        <w:t xml:space="preserve"> Después sacrificarán un chivo como sacrificio por el pecado, y dos corderos de un año como sacrificio de comunión.</w:t>
+        <w:t xml:space="preserve"> Después sacrificarán un chivo como sacrificio por el pecado, y 2 corderos de 1 año como sacrificio de comunión.</w:t>
       </w:r>
     </w:p>
     <w:p>
@@ -13580,13 +13580,13 @@
           <w:vertAlign w:val="superscript"/>
           <w:lang w:val="es_ES" w:bidi="es_ES"/>
         </w:rPr>
-        <w:t>24</w:t>
-      </w:r>
-      <w:r>
-        <w:rPr>
-          <w:lang w:val="es_ES" w:bidi="es_ES"/>
-        </w:rPr>
-        <w:t xml:space="preserve"> El Señor le mandó a Moisés que les dijera a los israelitas:—El primer día del mes séptimo tendrán un día de reposo. Será una conmemoración con toque de trompeta, una asamblea sagrada.</w:t>
+        <w:t>23-24</w:t>
+      </w:r>
+      <w:r>
+        <w:rPr>
+          <w:lang w:val="es_ES" w:bidi="es_ES"/>
+        </w:rPr>
+        <w:t xml:space="preserve"> El Señor le mandó a Moisés que les dijera a los israelitas: —El primer día del mes séptimo tendrán un día de reposo. Será una conmemoración con toque de trompeta, una asamblea sagrada.</w:t>
       </w:r>
     </w:p>
     <w:p>
@@ -13622,13 +13622,13 @@
           <w:vertAlign w:val="superscript"/>
           <w:lang w:val="es_ES" w:bidi="es_ES"/>
         </w:rPr>
-        <w:t>27</w:t>
-      </w:r>
-      <w:r>
-        <w:rPr>
-          <w:lang w:val="es_ES" w:bidi="es_ES"/>
-        </w:rPr>
-        <w:t xml:space="preserve"> El Señor le dijo a Moisés:—El día diez del mes séptimo será para ustedes el día de la expiación, una asamblea sagrada. Ayunarán y presentarán un sacrificio quemado al Señor.</w:t>
+        <w:t>26-27</w:t>
+      </w:r>
+      <w:r>
+        <w:rPr>
+          <w:lang w:val="es_ES" w:bidi="es_ES"/>
+        </w:rPr>
+        <w:t xml:space="preserve"> El Señor le dijo a Moisés: —El día 10 del mes séptimo será para ustedes el día del perdón, una asamblea sagrada. Ayunarán y presentarán un sacrificio quemado al Señor.</w:t>
       </w:r>
     </w:p>
     <w:p>
@@ -13649,7 +13649,7 @@
         <w:rPr>
           <w:lang w:val="es_ES" w:bidi="es_ES"/>
         </w:rPr>
-        <w:t xml:space="preserve"> No realizarán ningún trabajo en ese día, porque es el día de la expiación. En él se pide perdón al Señor por los pecados del pueblo.</w:t>
+        <w:t xml:space="preserve"> No realizarán ningún trabajo en ese día, porque es el día del perdón. En él se pide perdón al Señor por los pecados del pueblo.</w:t>
       </w:r>
     </w:p>
     <w:p>
@@ -13685,7 +13685,7 @@
           <w:vertAlign w:val="superscript"/>
           <w:lang w:val="es_ES" w:bidi="es_ES"/>
         </w:rPr>
-        <w:t>31</w:t>
+        <w:t>30-31</w:t>
       </w:r>
       <w:r>
         <w:rPr>
@@ -13712,28 +13712,28 @@
         <w:rPr>
           <w:lang w:val="es_ES" w:bidi="es_ES"/>
         </w:rPr>
-        <w:t xml:space="preserve"> Este es un día de reposo solemne. Deben ayunar. Respetarán ese reposo desde la tarde del día nueve del mes hasta la tarde del día siguiente.</w:t>
-      </w:r>
-    </w:p>
-    <w:p>
-      <w:pPr/>
-      <w:r>
-        <w:rPr>
-          <w:lang w:val="es_ES" w:bidi="es_ES"/>
-        </w:rPr>
-      </w:r>
-      <w:r>
-        <w:rPr>
-          <w:vertAlign w:val="superscript"/>
-          <w:lang w:val="es_ES" w:bidi="es_ES"/>
-        </w:rPr>
-        <w:t>34</w:t>
-      </w:r>
-      <w:r>
-        <w:rPr>
-          <w:lang w:val="es_ES" w:bidi="es_ES"/>
-        </w:rPr>
-        <w:t xml:space="preserve"> El Señor le mandó a Moisés que les dijera a los israelitas:—El día quince del mes séptimo comenzará la fiesta de las enramadas en honor al Señor. Durará siete días.</w:t>
+        <w:t xml:space="preserve"> Este es un día de reposo solemne. Deben ayunar. Respetarán ese reposo desde la tarde del día 9 del mes hasta la tarde del día siguiente.</w:t>
+      </w:r>
+    </w:p>
+    <w:p>
+      <w:pPr/>
+      <w:r>
+        <w:rPr>
+          <w:lang w:val="es_ES" w:bidi="es_ES"/>
+        </w:rPr>
+      </w:r>
+      <w:r>
+        <w:rPr>
+          <w:vertAlign w:val="superscript"/>
+          <w:lang w:val="es_ES" w:bidi="es_ES"/>
+        </w:rPr>
+        <w:t>33-34</w:t>
+      </w:r>
+      <w:r>
+        <w:rPr>
+          <w:lang w:val="es_ES" w:bidi="es_ES"/>
+        </w:rPr>
+        <w:t xml:space="preserve"> El Señor le mandó a Moisés que les dijera a los israelitas: —El día 15 del mes séptimo comenzará la fiesta de las enramadas en honor al Señor. Durará 7 días.</w:t>
       </w:r>
     </w:p>
     <w:p>
@@ -13775,7 +13775,7 @@
         <w:rPr>
           <w:lang w:val="es_ES" w:bidi="es_ES"/>
         </w:rPr>
-        <w:t xml:space="preserve"> En cada uno de los siete días de la fiesta presentarán un sacrificio o una ofrenda quemada delante del Señor. El octavo día habrá una nueva asamblea sagrada de todo el pueblo. En esa ocasión se presentará otra ofrenda quemada al Señor. Es una celebración en la que deben estar alegres. No harán ningún trabajo en ella.</w:t>
+        <w:t xml:space="preserve"> En cada uno de los 7 días de la fiesta presentarán un sacrificio o una ofrenda quemada delante del Señor. El octavo día habrá una nueva asamblea sagrada de todo el pueblo. En esa ocasión se presentará otra ofrenda quemada al Señor. Es una celebración en la que deben estar alegres. No harán ningún trabajo en ella.</w:t>
       </w:r>
     </w:p>
     <w:p>
@@ -13817,7 +13817,7 @@
         <w:rPr>
           <w:lang w:val="es_ES" w:bidi="es_ES"/>
         </w:rPr>
-        <w:t xml:space="preserve"> Estas fiestas anuales se celebrarán además de los sábados de cada semana. Los sacrificios que se hagan durante las fiestas se presentarán además de las ofrendas regulares y del cumplimiento normal de sus votos.</w:t>
+        <w:t xml:space="preserve"> Estas fiestas anuales se celebrarán además de los días de reposo de cada semana. Los sacrificios que se hagan durante las fiestas se presentarán además de las ofrendas regulares y del cumplimiento normal de sus votos.</w:t>
       </w:r>
     </w:p>
     <w:p>
@@ -13838,7 +13838,7 @@
         <w:rPr>
           <w:lang w:val="es_ES" w:bidi="es_ES"/>
         </w:rPr>
-        <w:t xml:space="preserve"> »El día quince del séptimo mes marca el final de la cosecha. A partir de ese día, celebrarán la fiesta del Señor durante siete días. El primer día será de reposo solemne, y el octavo día también lo será.</w:t>
+        <w:t xml:space="preserve"> »El día 15 del séptimo mes marca el final de la cosecha. A partir de ese día, celebrarán la fiesta del Señor durante 7 días. El primer día será de reposo solemne, y el octavo día también lo será.</w:t>
       </w:r>
     </w:p>
     <w:p>
@@ -13859,7 +13859,7 @@
         <w:rPr>
           <w:lang w:val="es_ES" w:bidi="es_ES"/>
         </w:rPr>
-        <w:t xml:space="preserve"> El primer día tomarán frutos de los mejores árboles, ramas de palmera, ramas de árboles frondosos y ramas de sauces de los arroyos. Se alegrarán delante del Señor su Dios durante siete días.</w:t>
+        <w:t xml:space="preserve"> El primer día tomarán frutos de los mejores árboles, ramas de palmera, ramas de árboles frondosos y ramas de sauces de los arroyos. Se alegrarán delante del Señor su Dios durante 7 días.</w:t>
       </w:r>
     </w:p>
     <w:p>
@@ -13880,7 +13880,7 @@
         <w:rPr>
           <w:lang w:val="es_ES" w:bidi="es_ES"/>
         </w:rPr>
-        <w:t xml:space="preserve"> Celebrarán esta fiesta en honor al Señor durante siete días cada año. Esta será una ordenanza permanente para tus descendientes. La celebrarán en el mes séptimo.</w:t>
+        <w:t xml:space="preserve"> Celebrarán esta fiesta en honor al Señor durante 7 días cada año. Esta será una ordenanza permanente para tus descendientes. La celebrarán en el mes séptimo.</w:t>
       </w:r>
     </w:p>
     <w:p>
@@ -13901,7 +13901,7 @@
         <w:rPr>
           <w:lang w:val="es_ES" w:bidi="es_ES"/>
         </w:rPr>
-        <w:t xml:space="preserve"> Durante esos siete días, todos los israelitas vivirán en las enramadas.</w:t>
+        <w:t xml:space="preserve"> Durante esos 7 días, todos los israelitas vivirán en las enramadas.</w:t>
       </w:r>
     </w:p>
     <w:p>
@@ -14016,7 +14016,7 @@
           <w:vertAlign w:val="superscript"/>
           <w:lang w:val="es_ES" w:bidi="es_ES"/>
         </w:rPr>
-        <w:t>4</w:t>
+        <w:t>3-4</w:t>
       </w:r>
       <w:r>
         <w:rPr>
@@ -14037,13 +14037,13 @@
           <w:vertAlign w:val="superscript"/>
           <w:lang w:val="es_ES" w:bidi="es_ES"/>
         </w:rPr>
-        <w:t>8</w:t>
-      </w:r>
-      <w:r>
-        <w:rPr>
-          <w:lang w:val="es_ES" w:bidi="es_ES"/>
-        </w:rPr>
-        <w:t xml:space="preserve"> »Toma harina fina y hornea 12 panes, de 2 kilos cada uno. Colócalos en 2 filas, 6 en cada fila, sobre la mesa de oro puro delante del Señor. Pon incienso puro sobre cada fila. Así el pan será una ofrenda quemada recordatoria ante el Señor. Cada sábado, Aarón pondrá este pan delante del Señor. Es un pacto permanente para los israelitas.</w:t>
+        <w:t>5-8</w:t>
+      </w:r>
+      <w:r>
+        <w:rPr>
+          <w:lang w:val="es_ES" w:bidi="es_ES"/>
+        </w:rPr>
+        <w:t xml:space="preserve"> »Toma harina fina y hornea 12 panes, de 2 kilos cada uno. Colócalos en 2 filas, 6 en cada fila, sobre la mesa de oro puro delante del Señor. Pon incienso puro sobre cada fila. Así el pan será una ofrenda quemada recordatoria ante el Señor. Cada día de reposo, Aarón pondrá este pan delante del Señor. Es un pacto permanente para los israelitas.</w:t>
       </w:r>
     </w:p>
     <w:p>
@@ -14142,34 +14142,34 @@
           <w:vertAlign w:val="superscript"/>
           <w:lang w:val="es_ES" w:bidi="es_ES"/>
         </w:rPr>
-        <w:t>14</w:t>
-      </w:r>
-      <w:r>
-        <w:rPr>
-          <w:lang w:val="es_ES" w:bidi="es_ES"/>
-        </w:rPr>
-        <w:t xml:space="preserve"> Entonces el Señor le dijo a Moisés:—Saca al blasfemo fuera del campamento. Todos los que lo oyeron pondrán las manos sobre su cabeza, y toda la comunidad lo apedreará.</w:t>
-      </w:r>
-    </w:p>
-    <w:p>
-      <w:pPr/>
-      <w:r>
-        <w:rPr>
-          <w:lang w:val="es_ES" w:bidi="es_ES"/>
-        </w:rPr>
-      </w:r>
-      <w:r>
-        <w:rPr>
-          <w:vertAlign w:val="superscript"/>
-          <w:lang w:val="es_ES" w:bidi="es_ES"/>
-        </w:rPr>
-        <w:t>16</w:t>
-      </w:r>
-      <w:r>
-        <w:rPr>
-          <w:lang w:val="es_ES" w:bidi="es_ES"/>
-        </w:rPr>
-        <w:t xml:space="preserve"> Luego diles a los israelitas: "Cualquiera que maldiga a su Dios cargará con su pecado". Quien pronuncie el nombre del Señor en una maldición será ejecutado. Toda la comunidad lo apedreará. Sea extranjero o nativo, quien pronuncie el nombre de Dios en una maldición será ejecutado.</w:t>
+        <w:t>13-14</w:t>
+      </w:r>
+      <w:r>
+        <w:rPr>
+          <w:lang w:val="es_ES" w:bidi="es_ES"/>
+        </w:rPr>
+        <w:t xml:space="preserve"> Entonces el Señor le dijo a Moisés: —Saca al blasfemo fuera del campamento. Todos los que lo oyeron pondrán las manos sobre su cabeza, y toda la comunidad lo apedreará.</w:t>
+      </w:r>
+    </w:p>
+    <w:p>
+      <w:pPr/>
+      <w:r>
+        <w:rPr>
+          <w:lang w:val="es_ES" w:bidi="es_ES"/>
+        </w:rPr>
+      </w:r>
+      <w:r>
+        <w:rPr>
+          <w:vertAlign w:val="superscript"/>
+          <w:lang w:val="es_ES" w:bidi="es_ES"/>
+        </w:rPr>
+        <w:t>15-16</w:t>
+      </w:r>
+      <w:r>
+        <w:rPr>
+          <w:lang w:val="es_ES" w:bidi="es_ES"/>
+        </w:rPr>
+        <w:t xml:space="preserve"> Luego diles a los israelitas: “Cualquiera que maldiga a su Dios cargará con su pecado”. Quien pronuncie el nombre del Señor en una maldición será ejecutado. Toda la comunidad lo apedreará. Sea extranjero o nativo, quien pronuncie el nombre de Dios en una maldición será ejecutado.</w:t>
       </w:r>
     </w:p>
     <w:p>
@@ -14374,7 +14374,7 @@
         <w:rPr>
           <w:lang w:val="es_ES" w:bidi="es_ES"/>
         </w:rPr>
-        <w:t xml:space="preserve"> que les dijera a los israelitas:—Cuando entren en la tierra que les voy a dar, permitirán que la tierra descanse un año en honor al Señor.</w:t>
+        <w:t xml:space="preserve"> que les dijera a los israelitas: —Cuando entren en la tierra que les voy a dar, permitirán que la tierra descanse un año en honor al Señor.</w:t>
       </w:r>
     </w:p>
     <w:p>
@@ -14452,7 +14452,7 @@
           <w:vertAlign w:val="superscript"/>
           <w:lang w:val="es_ES" w:bidi="es_ES"/>
         </w:rPr>
-        <w:t>7</w:t>
+        <w:t>6-7</w:t>
       </w:r>
       <w:r>
         <w:rPr>
@@ -14479,7 +14479,7 @@
         <w:rPr>
           <w:lang w:val="es_ES" w:bidi="es_ES"/>
         </w:rPr>
-        <w:t xml:space="preserve"> »Contarás siete años sabáticos, siete veces siete años. Los siete años sabáticos suman cuarenta y nueve años.</w:t>
+        <w:t xml:space="preserve"> »Contarás 7 años sabáticos, 7 veces 7 años. Los 7 años sabáticos suman 49 años.</w:t>
       </w:r>
     </w:p>
     <w:p>
@@ -14500,7 +14500,7 @@
         <w:rPr>
           <w:lang w:val="es_ES" w:bidi="es_ES"/>
         </w:rPr>
-        <w:t xml:space="preserve"> Entonces, el día diez del mes séptimo, harás sonar la trompeta por toda la tierra. Este es el día del perdón.</w:t>
+        <w:t xml:space="preserve"> Entonces, el día 10 del mes séptimo, harás sonar la trompeta por toda la tierra. Este es el día del perdón.</w:t>
       </w:r>
     </w:p>
     <w:p>
@@ -14521,7 +14521,7 @@
         <w:rPr>
           <w:lang w:val="es_ES" w:bidi="es_ES"/>
         </w:rPr>
-        <w:t xml:space="preserve"> Consagrarán el año cincuenta y proclamarán libertad en el país para todos sus habitantes. Será un jubileo para ustedes. Cada uno volverá a su propiedad y a su familia.</w:t>
+        <w:t xml:space="preserve"> Consagrarán el año 50 y proclamarán libertad en el país para todos sus habitantes. Será un jubileo para ustedes. Cada uno volverá a su propiedad y a su familia.</w:t>
       </w:r>
     </w:p>
     <w:p>
@@ -14542,7 +14542,7 @@
         <w:rPr>
           <w:lang w:val="es_ES" w:bidi="es_ES"/>
         </w:rPr>
-        <w:t xml:space="preserve"> El año cincuenta será para ustedes un jubileo. No sembrarán ni cosecharán lo que crezca por sí solo. Tampoco recogerán las uvas de las viñas sin podar.</w:t>
+        <w:t xml:space="preserve"> El año 50 será para ustedes un jubileo. No sembrarán ni cosecharán lo que crezca por sí solo. Tampoco recogerán las uvas de las viñas sin podar.</w:t>
       </w:r>
     </w:p>
     <w:p>
@@ -14599,7 +14599,7 @@
           <w:vertAlign w:val="superscript"/>
           <w:lang w:val="es_ES" w:bidi="es_ES"/>
         </w:rPr>
-        <w:t>16</w:t>
+        <w:t>14-17</w:t>
       </w:r>
       <w:r>
         <w:rPr>
@@ -14668,28 +14668,28 @@
         <w:rPr>
           <w:lang w:val="es_ES" w:bidi="es_ES"/>
         </w:rPr>
-        <w:t xml:space="preserve"> Tal vez se pregunten: "¿Qué comeremos durante el séptimo año si no sembramos ni cosechamos?".</w:t>
-      </w:r>
-    </w:p>
-    <w:p>
-      <w:pPr/>
-      <w:r>
-        <w:rPr>
-          <w:lang w:val="es_ES" w:bidi="es_ES"/>
-        </w:rPr>
-      </w:r>
-      <w:r>
-        <w:rPr>
-          <w:vertAlign w:val="superscript"/>
-          <w:lang w:val="es_ES" w:bidi="es_ES"/>
-        </w:rPr>
-        <w:t>22</w:t>
-      </w:r>
-      <w:r>
-        <w:rPr>
-          <w:lang w:val="es_ES" w:bidi="es_ES"/>
-        </w:rPr>
-        <w:t xml:space="preserve"> En el sexto año, yo enviaré mi bendición sobre ustedes de modo que la tierra producirá suficiente para tres años. Cuando siembren en el octavo año, todavía estarán comiendo de la cosecha anterior. Seguirán comiendo de ella hasta que llegue la cosecha del noveno año.</w:t>
+        <w:t xml:space="preserve"> Tal vez se pregunten: "¿Qué comeremos durante el séptimo año si no sembramos ni cosechamos?”.</w:t>
+      </w:r>
+    </w:p>
+    <w:p>
+      <w:pPr/>
+      <w:r>
+        <w:rPr>
+          <w:lang w:val="es_ES" w:bidi="es_ES"/>
+        </w:rPr>
+      </w:r>
+      <w:r>
+        <w:rPr>
+          <w:vertAlign w:val="superscript"/>
+          <w:lang w:val="es_ES" w:bidi="es_ES"/>
+        </w:rPr>
+        <w:t>21-22</w:t>
+      </w:r>
+      <w:r>
+        <w:rPr>
+          <w:lang w:val="es_ES" w:bidi="es_ES"/>
+        </w:rPr>
+        <w:t xml:space="preserve"> En el sexto año, yo enviaré mi bendición sobre ustedes de modo que la tierra producirá suficiente para 3 años. Cuando siembren en el octavo año, todavía estarán comiendo de la cosecha anterior. Seguirán comiendo de ella hasta que llegue la cosecha del noveno año.</w:t>
       </w:r>
     </w:p>
     <w:p>
@@ -14836,7 +14836,7 @@
         <w:rPr>
           <w:lang w:val="es_ES" w:bidi="es_ES"/>
         </w:rPr>
-        <w:t xml:space="preserve"> »Si alguien vende una casa en una ciudad amurallada, tendrá derecho a recuperarla durante un año completo después de la venta. Su derecho de recuperación durará un año.</w:t>
+        <w:t xml:space="preserve"> »Si alguien vende una casa en una ciudad amurallada, tendrá derecho a recuperarla durante 1 año completo después de la venta. Su derecho de recuperación durará 1 año.</w:t>
       </w:r>
     </w:p>
     <w:p>
@@ -15440,7 +15440,7 @@
         <w:rPr>
           <w:lang w:val="es_ES" w:bidi="es_ES"/>
         </w:rPr>
-        <w:t xml:space="preserve"> »Guarden mís días de reposo y tengan respeto por mi santuario. Yo soy el Señor.</w:t>
+        <w:t xml:space="preserve"> »Guarden mis días de reposo y tengan respeto por mi santuario. Yo soy el Señor.</w:t>
       </w:r>
     </w:p>
     <w:p>
@@ -15476,7 +15476,7 @@
           <w:vertAlign w:val="superscript"/>
           <w:lang w:val="es_ES" w:bidi="es_ES"/>
         </w:rPr>
-        <w:t>5</w:t>
+        <w:t>4-5</w:t>
       </w:r>
       <w:r>
         <w:rPr>
@@ -15545,7 +15545,7 @@
         <w:rPr>
           <w:lang w:val="es_ES" w:bidi="es_ES"/>
         </w:rPr>
-        <w:t xml:space="preserve"> Cinco de ustedes perseguirán a cien, y cien de ustedes perseguirán a diez mil. Derrotarán a todos sus enemigos.</w:t>
+        <w:t xml:space="preserve"> Perseguirán 5 de ustedes a 100, y 100 de ustedes perseguirán a 10.000. Derrotarán a todos sus enemigos.</w:t>
       </w:r>
     </w:p>
     <w:p>
@@ -15692,7 +15692,7 @@
         <w:rPr>
           <w:lang w:val="es_ES" w:bidi="es_ES"/>
         </w:rPr>
-        <w:t xml:space="preserve"> Puede ocurrir que rechacen mis ordenanazas, desprecien mis leyes y se nieguen a cumplir todos mis mandamientos. Violarían así mi pacto.</w:t>
+        <w:t xml:space="preserve"> Puede ocurrir que rechacen mis ordenanzas, desprecien mis leyes y se nieguen a cumplir todos mis mandamientos. Violarían así mi pacto.</w:t>
       </w:r>
     </w:p>
     <w:p>
@@ -15755,7 +15755,7 @@
         <w:rPr>
           <w:lang w:val="es_ES" w:bidi="es_ES"/>
         </w:rPr>
-        <w:t xml:space="preserve"> »Si después de esto todavía no me obedecen, los castigaré siete veces más por sus pecados.</w:t>
+        <w:t xml:space="preserve"> »Si después de esto todavía no me obedecen, los castigaré 7 veces más por sus pecados.</w:t>
       </w:r>
     </w:p>
     <w:p>
@@ -15818,7 +15818,7 @@
         <w:rPr>
           <w:lang w:val="es_ES" w:bidi="es_ES"/>
         </w:rPr>
-        <w:t xml:space="preserve"> »Si aun así no me obedecen ni escuchan mis palabras, recibirán como pago por su pecado siete veces más castigo.</w:t>
+        <w:t xml:space="preserve"> »Si aun así no me obedecen ni escuchan mis palabras, recibirán como pago por su pecado 7 veces más castigo.</w:t>
       </w:r>
     </w:p>
     <w:p>
@@ -15881,7 +15881,7 @@
         <w:rPr>
           <w:lang w:val="es_ES" w:bidi="es_ES"/>
         </w:rPr>
-        <w:t xml:space="preserve"> Entonces yo también me opondré a ustedes y los castigaré siete veces más por sus pecados.</w:t>
+        <w:t xml:space="preserve"> Entonces yo también me opondré a ustedes y los castigaré 7 veces más por sus pecados.</w:t>
       </w:r>
     </w:p>
     <w:p>
@@ -15923,7 +15923,7 @@
         <w:rPr>
           <w:lang w:val="es_ES" w:bidi="es_ES"/>
         </w:rPr>
-        <w:t xml:space="preserve"> Haré que sus reservas de alimento se agoten. Un solo horno bastará para cocer el pan de diez familias. Ustedes pasarán hambre después de recibir su porción.</w:t>
+        <w:t xml:space="preserve"> Haré que sus reservas de alimento se agoten. Un solo horno bastará para cocer el pan de 10 familias. Ustedes pasarán hambre después de recibir su porción.</w:t>
       </w:r>
     </w:p>
     <w:p>
@@ -15965,7 +15965,7 @@
         <w:rPr>
           <w:lang w:val="es_ES" w:bidi="es_ES"/>
         </w:rPr>
-        <w:t xml:space="preserve"> yo también me opondré a ustedes con ira. Los castigaré siete veces más por sus pecados.</w:t>
+        <w:t xml:space="preserve"> yo también me opondré a ustedes con ira. Los castigaré 7 veces más por sus pecados.</w:t>
       </w:r>
     </w:p>
     <w:p>
@@ -16007,7 +16007,7 @@
         <w:rPr>
           <w:lang w:val="es_ES" w:bidi="es_ES"/>
         </w:rPr>
-        <w:t xml:space="preserve"> Destruiré sus lugares altos donde adoran ídolos. Derribaré sus altares de incienso y dejaré que sus cadáveres se pudran entre sus ídolos. Los aborreceré.</w:t>
+        <w:t xml:space="preserve"> Destruiré los santuarios de las colinas donde adoran ídolos. Derribaré sus altares de incienso y dejaré que sus cadáveres se pudran entre sus ídolos. Los aborreceré.</w:t>
       </w:r>
     </w:p>
     <w:p>
@@ -16085,13 +16085,13 @@
           <w:vertAlign w:val="superscript"/>
           <w:lang w:val="es_ES" w:bidi="es_ES"/>
         </w:rPr>
-        <w:t>35</w:t>
-      </w:r>
-      <w:r>
-        <w:rPr>
-          <w:lang w:val="es_ES" w:bidi="es_ES"/>
-        </w:rPr>
-        <w:t xml:space="preserve"> Entonces la tierra tendrá el reposo que ustedes le negaron. Descansará mientras ustedes estén cautivos en tierras enemigas. La tierra disfrutará de sus descansos que ustedes no le dieron cada siete años mientras vivían en ella.</w:t>
+        <w:t>34-35</w:t>
+      </w:r>
+      <w:r>
+        <w:rPr>
+          <w:lang w:val="es_ES" w:bidi="es_ES"/>
+        </w:rPr>
+        <w:t xml:space="preserve"> Entonces la tierra tendrá el reposo que ustedes le negaron. Descansará mientras ustedes estén cautivos en tierras enemigas. La tierra disfrutará de sus descansos que ustedes no le dieron cada 7 años mientras vivían en ella.</w:t>
       </w:r>
     </w:p>
     <w:p>
@@ -16190,7 +16190,7 @@
           <w:vertAlign w:val="superscript"/>
           <w:lang w:val="es_ES" w:bidi="es_ES"/>
         </w:rPr>
-        <w:t>41</w:t>
+        <w:t>40-41</w:t>
       </w:r>
       <w:r>
         <w:rPr>
@@ -16542,7 +16542,7 @@
           <w:vertAlign w:val="superscript"/>
           <w:lang w:val="es_ES" w:bidi="es_ES"/>
         </w:rPr>
-        <w:t>12</w:t>
+        <w:t>11-12</w:t>
       </w:r>
       <w:r>
         <w:rPr>
@@ -16584,7 +16584,7 @@
           <w:vertAlign w:val="superscript"/>
           <w:lang w:val="es_ES" w:bidi="es_ES"/>
         </w:rPr>
-        <w:t>15</w:t>
+        <w:t>14-15</w:t>
       </w:r>
       <w:r>
         <w:rPr>
@@ -16947,7 +16947,7 @@
         <w:rPr>
           <w:lang w:val="es_ES" w:bidi="es_ES"/>
         </w:rPr>
-        <w:t xml:space="preserve"> El diezmo de sus vacas, ovejas y animales domésticos pertenece al Señor. Uno de cada diez animales contados será consagrado al Señor.</w:t>
+        <w:t xml:space="preserve"> El diezmo de sus vacas, ovejas y animales domésticos pertenece al Señor. Uno de cada 10 animales contados será consagrado al Señor.</w:t>
       </w:r>
     </w:p>
     <w:p>
